--- a/docs/informes/Informe3_Programacion_Segura_AbasteceNi_v1.0.docx
+++ b/docs/informes/Informe3_Programacion_Segura_AbasteceNi_v1.0.docx
@@ -1667,9 +1667,79 @@
       </w:r>
       <w:bookmarkEnd w:id="5"/>
     </w:p>
-    <rootKey>w:p</rootKey>
-    <rootKey>w:p</rootKey>
-    <rootKey>w:p</rootKey>
+    <w:p>
+      <w:pPr>
+        <w:pStyle w:val="ListParagraph"/>
+        <w:numPr>
+          <w:ilvl w:val="0"/>
+          <w:numId w:val="2"/>
+        </w:numPr>
+        <w:spacing w:after="60"/>
+        <w:jc w:val="left"/>
+      </w:pPr>
+      <w:r>
+        <w:rPr>
+          <w:b/>
+          <w:bCs/>
+        </w:rPr>
+        <w:t xml:space="preserve">ISO/IEC 27001:2022, Anexo A</w:t>
+      </w:r>
+      <w:r>
+        <w:t xml:space="preserve">, y </w:t>
+      </w:r>
+      <w:r>
+        <w:rPr>
+          <w:b/>
+          <w:bCs/>
+        </w:rPr>
+        <w:t xml:space="preserve">ISO/IEC 27002:2022</w:t>
+      </w:r>
+      <w:r>
+        <w:t xml:space="preserve">: controles 5.34, 8.4, 8.5, 8.8, 8.9, 8.15, 8.24 a 8.29, 8.31 y 8.32. La tabla de CLAUDE.md §9 asocia cada uno a una práctica del repositorio.</w:t>
+      </w:r>
+    </w:p>
+    <w:p>
+      <w:pPr>
+        <w:pStyle w:val="ListParagraph"/>
+        <w:numPr>
+          <w:ilvl w:val="0"/>
+          <w:numId w:val="2"/>
+        </w:numPr>
+        <w:spacing w:after="60"/>
+        <w:jc w:val="left"/>
+      </w:pPr>
+      <w:r>
+        <w:rPr>
+          <w:b/>
+          <w:bCs/>
+        </w:rPr>
+        <w:t xml:space="preserve">OWASP ASVS 4.0.3</w:t>
+      </w:r>
+      <w:r>
+        <w:t xml:space="preserve">: lista de verificación técnica de los capítulos V2 (autenticación), V3 (sesiones), V4 (acceso), V5 (validación), V7 (registros), V12 (archivos) y V14 (configuración).</w:t>
+      </w:r>
+    </w:p>
+    <w:p>
+      <w:pPr>
+        <w:pStyle w:val="ListParagraph"/>
+        <w:numPr>
+          <w:ilvl w:val="0"/>
+          <w:numId w:val="2"/>
+        </w:numPr>
+        <w:spacing w:after="60"/>
+        <w:jc w:val="left"/>
+      </w:pPr>
+      <w:r>
+        <w:rPr>
+          <w:b/>
+          <w:bCs/>
+        </w:rPr>
+        <w:t xml:space="preserve">Ley No. 787 de Protección de Datos Personales</w:t>
+      </w:r>
+      <w:r>
+        <w:t xml:space="preserve"> (Nicaragua, 2012): consentimiento informado y tratamiento lícito de los datos personales.</w:t>
+      </w:r>
+    </w:p>
     <w:p>
       <w:pPr>
         <w:pStyle w:val="Heading1"/>
@@ -3573,13 +3643,296 @@
       </w:r>
       <w:bookmarkEnd w:id="8"/>
     </w:p>
-    <rootKey>w:p</rootKey>
-    <rootKey>w:p</rootKey>
-    <rootKey>w:p</rootKey>
-    <rootKey>w:p</rootKey>
-    <rootKey>w:p</rootKey>
-    <rootKey>w:p</rootKey>
-    <rootKey>w:p</rootKey>
+    <w:p>
+      <w:pPr>
+        <w:pStyle w:val="ListParagraph"/>
+        <w:numPr>
+          <w:ilvl w:val="0"/>
+          <w:numId w:val="2"/>
+        </w:numPr>
+        <w:spacing w:after="60"/>
+        <w:jc w:val="left"/>
+      </w:pPr>
+      <w:r>
+        <w:rPr>
+          <w:b/>
+          <w:bCs/>
+        </w:rPr>
+        <w:t xml:space="preserve">Almacenamiento de la contraseña</w:t>
+      </w:r>
+      <w:r>
+        <w:t xml:space="preserve"> (ASVS V2.4.1): argon2id con los parámetros por defecto de la biblioteca (64 MiB, 3 iteraciones, paralelismo 4), por encima del mínimo que recomienda OWASP (</w:t>
+      </w:r>
+      <w:r>
+        <w:rPr>
+          <w:rFonts w:ascii="Consolas" w:cs="Consolas" w:eastAsia="Consolas" w:hAnsi="Consolas"/>
+          <w:sz w:val="20"/>
+          <w:szCs w:val="20"/>
+        </w:rPr>
+        <w:t xml:space="preserve">apps/backend/src/infraestructura/seguridad/derivacion-argon2.ts</w:t>
+      </w:r>
+      <w:r>
+        <w:t xml:space="preserve">). La contraseña nunca se guarda, se registra en trazas ni se devuelve por la API (V-03).</w:t>
+      </w:r>
+    </w:p>
+    <w:p>
+      <w:pPr>
+        <w:pStyle w:val="ListParagraph"/>
+        <w:numPr>
+          <w:ilvl w:val="0"/>
+          <w:numId w:val="2"/>
+        </w:numPr>
+        <w:spacing w:after="60"/>
+        <w:jc w:val="left"/>
+      </w:pPr>
+      <w:r>
+        <w:rPr>
+          <w:b/>
+          <w:bCs/>
+        </w:rPr>
+        <w:t xml:space="preserve">Longitud</w:t>
+      </w:r>
+      <w:r>
+        <w:t xml:space="preserve"> (ASVS V2.1.1 y V2.1.2): de 12 a 128 caracteres (DIS-22), validada en la frontera y en el dominio.</w:t>
+      </w:r>
+    </w:p>
+    <w:p>
+      <w:pPr>
+        <w:pStyle w:val="ListParagraph"/>
+        <w:numPr>
+          <w:ilvl w:val="0"/>
+          <w:numId w:val="2"/>
+        </w:numPr>
+        <w:spacing w:after="60"/>
+        <w:jc w:val="left"/>
+      </w:pPr>
+      <w:r>
+        <w:rPr>
+          <w:b/>
+          <w:bCs/>
+        </w:rPr>
+        <w:t xml:space="preserve">Sin enumeración de cuentas:</w:t>
+      </w:r>
+      <w:r>
+        <w:t xml:space="preserve"> un correo inexistente y una contraseña incorrecta reciben el mismo mensaje, y en ambos casos se verifica una huella argon2, lo que iguala el tiempo de respuesta (</w:t>
+      </w:r>
+      <w:r>
+        <w:rPr>
+          <w:rFonts w:ascii="Consolas" w:cs="Consolas" w:eastAsia="Consolas" w:hAnsi="Consolas"/>
+          <w:sz w:val="20"/>
+          <w:szCs w:val="20"/>
+        </w:rPr>
+        <w:t xml:space="preserve">apps/backend/src/dominio/m2-seguridad/servicio-seguridad.ts:90</w:t>
+      </w:r>
+      <w:r>
+        <w:t xml:space="preserve">). Lo comprueba </w:t>
+      </w:r>
+      <w:r>
+        <w:rPr>
+          <w:rFonts w:ascii="Consolas" w:cs="Consolas" w:eastAsia="Consolas" w:hAnsi="Consolas"/>
+          <w:sz w:val="20"/>
+          <w:szCs w:val="20"/>
+        </w:rPr>
+        <w:t xml:space="preserve">api-cuentas-sesiones.spec.ts</w:t>
+      </w:r>
+      <w:r>
+        <w:t xml:space="preserve">.</w:t>
+      </w:r>
+    </w:p>
+    <w:p>
+      <w:pPr>
+        <w:pStyle w:val="ListParagraph"/>
+        <w:numPr>
+          <w:ilvl w:val="0"/>
+          <w:numId w:val="2"/>
+        </w:numPr>
+        <w:spacing w:after="60"/>
+        <w:jc w:val="left"/>
+      </w:pPr>
+      <w:r>
+        <w:rPr>
+          <w:b/>
+          <w:bCs/>
+        </w:rPr>
+        <w:t xml:space="preserve">Credencial de acceso</w:t>
+      </w:r>
+      <w:r>
+        <w:t xml:space="preserve"> (ADR-04; ASVS V3.5.3): JWT HS256 de 15 minutos con emisor y audiencia fijos. La verificación fija el algoritmo (</w:t>
+      </w:r>
+      <w:r>
+        <w:rPr>
+          <w:rFonts w:ascii="Consolas" w:cs="Consolas" w:eastAsia="Consolas" w:hAnsi="Consolas"/>
+          <w:sz w:val="20"/>
+          <w:szCs w:val="20"/>
+        </w:rPr>
+        <w:t xml:space="preserve">apps/backend/src/infraestructura/seguridad/firma-jwt.ts:26</w:t>
+      </w:r>
+      <w:r>
+        <w:t xml:space="preserve">), y el secreto debe tener al menos 32 bytes. </w:t>
+      </w:r>
+      <w:r>
+        <w:rPr>
+          <w:rFonts w:ascii="Consolas" w:cs="Consolas" w:eastAsia="Consolas" w:hAnsi="Consolas"/>
+          <w:sz w:val="20"/>
+          <w:szCs w:val="20"/>
+        </w:rPr>
+        <w:t xml:space="preserve">test/unitarias/infraestructura/seguridad.spec.ts</w:t>
+      </w:r>
+      <w:r>
+        <w:t xml:space="preserve"> rechaza credenciales alteradas, vencidas, de otro secreto, con algoritmo </w:t>
+      </w:r>
+      <w:r>
+        <w:rPr>
+          <w:rFonts w:ascii="Consolas" w:cs="Consolas" w:eastAsia="Consolas" w:hAnsi="Consolas"/>
+          <w:sz w:val="20"/>
+          <w:szCs w:val="20"/>
+        </w:rPr>
+        <w:t xml:space="preserve">none</w:t>
+      </w:r>
+      <w:r>
+        <w:t xml:space="preserve"> (línea 33) o con un rol ajeno al catálogo.</w:t>
+      </w:r>
+    </w:p>
+    <w:p>
+      <w:pPr>
+        <w:pStyle w:val="ListParagraph"/>
+        <w:numPr>
+          <w:ilvl w:val="0"/>
+          <w:numId w:val="2"/>
+        </w:numPr>
+        <w:spacing w:after="60"/>
+        <w:jc w:val="left"/>
+      </w:pPr>
+      <w:r>
+        <w:rPr>
+          <w:b/>
+          <w:bCs/>
+        </w:rPr>
+        <w:t xml:space="preserve">Credencial de renovación:</w:t>
+      </w:r>
+      <w:r>
+        <w:t xml:space="preserve"> 256 bits aleatorios. El servidor solo guarda su huella SHA-256 (</w:t>
+      </w:r>
+      <w:r>
+        <w:rPr>
+          <w:rFonts w:ascii="Consolas" w:cs="Consolas" w:eastAsia="Consolas" w:hAnsi="Consolas"/>
+          <w:sz w:val="20"/>
+          <w:szCs w:val="20"/>
+        </w:rPr>
+        <w:t xml:space="preserve">servicio-seguridad.ts:158</w:t>
+      </w:r>
+      <w:r>
+        <w:t xml:space="preserve">), la rota en cada uso y revoca la anterior (</w:t>
+      </w:r>
+      <w:r>
+        <w:rPr>
+          <w:rFonts w:ascii="Consolas" w:cs="Consolas" w:eastAsia="Consolas" w:hAnsi="Consolas"/>
+          <w:sz w:val="20"/>
+          <w:szCs w:val="20"/>
+        </w:rPr>
+        <w:t xml:space="preserve">:106</w:t>
+      </w:r>
+      <w:r>
+        <w:t xml:space="preserve">); al cerrar sesión, la revoca. Viaja en una cookie con los atributos de ASVS V3.4.1, V3.4.2, V3.4.3 y V3.4.5: </w:t>
+      </w:r>
+      <w:r>
+        <w:rPr>
+          <w:rFonts w:ascii="Consolas" w:cs="Consolas" w:eastAsia="Consolas" w:hAnsi="Consolas"/>
+          <w:sz w:val="20"/>
+          <w:szCs w:val="20"/>
+        </w:rPr>
+        <w:t xml:space="preserve">Secure</w:t>
+      </w:r>
+      <w:r>
+        <w:t xml:space="preserve">, </w:t>
+      </w:r>
+      <w:r>
+        <w:rPr>
+          <w:rFonts w:ascii="Consolas" w:cs="Consolas" w:eastAsia="Consolas" w:hAnsi="Consolas"/>
+          <w:sz w:val="20"/>
+          <w:szCs w:val="20"/>
+        </w:rPr>
+        <w:t xml:space="preserve">HttpOnly</w:t>
+      </w:r>
+      <w:r>
+        <w:t xml:space="preserve">, </w:t>
+      </w:r>
+      <w:r>
+        <w:rPr>
+          <w:rFonts w:ascii="Consolas" w:cs="Consolas" w:eastAsia="Consolas" w:hAnsi="Consolas"/>
+          <w:sz w:val="20"/>
+          <w:szCs w:val="20"/>
+        </w:rPr>
+        <w:t xml:space="preserve">SameSite=Strict</w:t>
+      </w:r>
+      <w:r>
+        <w:t xml:space="preserve"> y </w:t>
+      </w:r>
+      <w:r>
+        <w:rPr>
+          <w:rFonts w:ascii="Consolas" w:cs="Consolas" w:eastAsia="Consolas" w:hAnsi="Consolas"/>
+          <w:sz w:val="20"/>
+          <w:szCs w:val="20"/>
+        </w:rPr>
+        <w:t xml:space="preserve">Path=/api/v1/sesiones</w:t>
+      </w:r>
+      <w:r>
+        <w:t xml:space="preserve"> (</w:t>
+      </w:r>
+      <w:r>
+        <w:rPr>
+          <w:rFonts w:ascii="Consolas" w:cs="Consolas" w:eastAsia="Consolas" w:hAnsi="Consolas"/>
+          <w:sz w:val="20"/>
+          <w:szCs w:val="20"/>
+        </w:rPr>
+        <w:t xml:space="preserve">apps/backend/src/aplicacion/m2-seguridad/sesiones.controller.ts:63</w:t>
+      </w:r>
+      <w:r>
+        <w:t xml:space="preserve">).</w:t>
+      </w:r>
+    </w:p>
+    <w:p>
+      <w:pPr>
+        <w:pStyle w:val="ListParagraph"/>
+        <w:numPr>
+          <w:ilvl w:val="0"/>
+          <w:numId w:val="2"/>
+        </w:numPr>
+        <w:spacing w:after="60"/>
+        <w:jc w:val="left"/>
+      </w:pPr>
+      <w:r>
+        <w:rPr>
+          <w:b/>
+          <w:bCs/>
+        </w:rPr>
+        <w:t xml:space="preserve">Habilitación:</w:t>
+      </w:r>
+      <w:r>
+        <w:t xml:space="preserve"> solo inician sesión las cuentas «Activa» y el Administrador (DIS-25). Una cuenta rechazada después de iniciar sesión ya no puede renovar.</w:t>
+      </w:r>
+    </w:p>
+    <w:p>
+      <w:pPr>
+        <w:pStyle w:val="ListParagraph"/>
+        <w:numPr>
+          <w:ilvl w:val="0"/>
+          <w:numId w:val="2"/>
+        </w:numPr>
+        <w:spacing w:after="60"/>
+        <w:jc w:val="left"/>
+      </w:pPr>
+      <w:r>
+        <w:rPr>
+          <w:b/>
+          <w:bCs/>
+        </w:rPr>
+        <w:t xml:space="preserve">Pendiente:</w:t>
+      </w:r>
+      <w:r>
+        <w:t xml:space="preserve"> bloqueo tras cinco intentos fallidos (SYS-FN-07, ASVS V2.2.1), límite de dos dispositivos (SYS-FN-08), segundo factor TOTP (SYS-FN-06) y recuperación por enlace temporal (SYS-FN-05), es decir, los tramos B y C. Hasta entonces, el límite de 120 peticiones por minuto e IP mitiga parcialmente los ataques de fuerza bruta.</w:t>
+      </w:r>
+    </w:p>
     <w:p>
       <w:pPr>
         <w:pStyle w:val="Heading2"/>
@@ -3590,10 +3943,178 @@
       </w:r>
       <w:bookmarkEnd w:id="9"/>
     </w:p>
-    <rootKey>w:p</rootKey>
-    <rootKey>w:p</rootKey>
-    <rootKey>w:p</rootKey>
-    <rootKey>w:p</rootKey>
+    <w:p>
+      <w:pPr>
+        <w:pStyle w:val="ListParagraph"/>
+        <w:numPr>
+          <w:ilvl w:val="0"/>
+          <w:numId w:val="2"/>
+        </w:numPr>
+        <w:spacing w:after="60"/>
+        <w:jc w:val="left"/>
+      </w:pPr>
+      <w:r>
+        <w:rPr>
+          <w:b/>
+          <w:bCs/>
+        </w:rPr>
+        <w:t xml:space="preserve">Denegación por defecto</w:t>
+      </w:r>
+      <w:r>
+        <w:t xml:space="preserve"> (ASVS V4.1.5): el guard de autenticación es global; una ruta es pública solo si lo declara con </w:t>
+      </w:r>
+      <w:r>
+        <w:rPr>
+          <w:rFonts w:ascii="Consolas" w:cs="Consolas" w:eastAsia="Consolas" w:hAnsi="Consolas"/>
+          <w:sz w:val="20"/>
+          <w:szCs w:val="20"/>
+        </w:rPr>
+        <w:t xml:space="preserve">@Publico()</w:t>
+      </w:r>
+      <w:r>
+        <w:t xml:space="preserve"> (</w:t>
+      </w:r>
+      <w:r>
+        <w:rPr>
+          <w:rFonts w:ascii="Consolas" w:cs="Consolas" w:eastAsia="Consolas" w:hAnsi="Consolas"/>
+          <w:sz w:val="20"/>
+          <w:szCs w:val="20"/>
+        </w:rPr>
+        <w:t xml:space="preserve">apps/backend/src/aplicacion/transversal/autenticacion.guard.ts:20</w:t>
+      </w:r>
+      <w:r>
+        <w:t xml:space="preserve">). Lo son el registro, el inicio de sesión, la renovación y la sonda de vitalidad.</w:t>
+      </w:r>
+    </w:p>
+    <w:p>
+      <w:pPr>
+        <w:pStyle w:val="ListParagraph"/>
+        <w:numPr>
+          <w:ilvl w:val="0"/>
+          <w:numId w:val="2"/>
+        </w:numPr>
+        <w:spacing w:after="60"/>
+        <w:jc w:val="left"/>
+      </w:pPr>
+      <w:r>
+        <w:rPr>
+          <w:b/>
+          <w:bCs/>
+        </w:rPr>
+        <w:t xml:space="preserve">Control por rol en la frontera</w:t>
+      </w:r>
+      <w:r>
+        <w:t xml:space="preserve"> (ASVS V4.1.1): </w:t>
+      </w:r>
+      <w:r>
+        <w:rPr>
+          <w:rFonts w:ascii="Consolas" w:cs="Consolas" w:eastAsia="Consolas" w:hAnsi="Consolas"/>
+          <w:sz w:val="20"/>
+          <w:szCs w:val="20"/>
+        </w:rPr>
+        <w:t xml:space="preserve">@Roles('Administrador')</w:t>
+      </w:r>
+      <w:r>
+        <w:t xml:space="preserve"> en el listado, la validación y la descarga del registro legal, conforme a la matriz de V-03 («Validación de cuentas ajenas: solo el Administrador»).</w:t>
+      </w:r>
+    </w:p>
+    <w:p>
+      <w:pPr>
+        <w:pStyle w:val="ListParagraph"/>
+        <w:numPr>
+          <w:ilvl w:val="0"/>
+          <w:numId w:val="2"/>
+        </w:numPr>
+        <w:spacing w:after="60"/>
+        <w:jc w:val="left"/>
+      </w:pPr>
+      <w:r>
+        <w:rPr>
+          <w:b/>
+          <w:bCs/>
+        </w:rPr>
+        <w:t xml:space="preserve">Verificación:</w:t>
+      </w:r>
+      <w:r>
+        <w:t xml:space="preserve"> 401 sin credencial o con credencial alterada; 403 con rol Proveedor o Productor en </w:t>
+      </w:r>
+      <w:r>
+        <w:rPr>
+          <w:rFonts w:ascii="Consolas" w:cs="Consolas" w:eastAsia="Consolas" w:hAnsi="Consolas"/>
+          <w:sz w:val="20"/>
+          <w:szCs w:val="20"/>
+        </w:rPr>
+        <w:t xml:space="preserve">GET /cuentas</w:t>
+      </w:r>
+      <w:r>
+        <w:t xml:space="preserve">, </w:t>
+      </w:r>
+      <w:r>
+        <w:rPr>
+          <w:rFonts w:ascii="Consolas" w:cs="Consolas" w:eastAsia="Consolas" w:hAnsi="Consolas"/>
+          <w:sz w:val="20"/>
+          <w:szCs w:val="20"/>
+        </w:rPr>
+        <w:t xml:space="preserve">PATCH /cuentas/{id}</w:t>
+      </w:r>
+      <w:r>
+        <w:t xml:space="preserve"> y </w:t>
+      </w:r>
+      <w:r>
+        <w:rPr>
+          <w:rFonts w:ascii="Consolas" w:cs="Consolas" w:eastAsia="Consolas" w:hAnsi="Consolas"/>
+          <w:sz w:val="20"/>
+          <w:szCs w:val="20"/>
+        </w:rPr>
+        <w:t xml:space="preserve">GET /cuentas/{id}/registro-legal</w:t>
+      </w:r>
+      <w:r>
+        <w:t xml:space="preserve"> (</w:t>
+      </w:r>
+      <w:r>
+        <w:rPr>
+          <w:rFonts w:ascii="Consolas" w:cs="Consolas" w:eastAsia="Consolas" w:hAnsi="Consolas"/>
+          <w:sz w:val="20"/>
+          <w:szCs w:val="20"/>
+        </w:rPr>
+        <w:t xml:space="preserve">api-cuentas-sesiones.spec.ts</w:t>
+      </w:r>
+      <w:r>
+        <w:t xml:space="preserve">, </w:t>
+      </w:r>
+      <w:r>
+        <w:rPr>
+          <w:rFonts w:ascii="Consolas" w:cs="Consolas" w:eastAsia="Consolas" w:hAnsi="Consolas"/>
+          <w:sz w:val="20"/>
+          <w:szCs w:val="20"/>
+        </w:rPr>
+        <w:t xml:space="preserve">afiliacion.spec.ts</w:t>
+      </w:r>
+      <w:r>
+        <w:t xml:space="preserve">).</w:t>
+      </w:r>
+    </w:p>
+    <w:p>
+      <w:pPr>
+        <w:pStyle w:val="ListParagraph"/>
+        <w:numPr>
+          <w:ilvl w:val="0"/>
+          <w:numId w:val="2"/>
+        </w:numPr>
+        <w:spacing w:after="60"/>
+        <w:jc w:val="left"/>
+      </w:pPr>
+      <w:r>
+        <w:rPr>
+          <w:b/>
+          <w:bCs/>
+        </w:rPr>
+        <w:t xml:space="preserve">Segregación de funciones</w:t>
+      </w:r>
+      <w:r>
+        <w:t xml:space="preserve"> (RO-04): no existe registro público de administradores; el primero se siembra desde variables de entorno (DIS-24).</w:t>
+      </w:r>
+    </w:p>
     <w:p>
       <w:pPr>
         <w:pStyle w:val="Heading2"/>
@@ -3604,11 +4125,276 @@
       </w:r>
       <w:bookmarkEnd w:id="10"/>
     </w:p>
-    <rootKey>w:p</rootKey>
-    <rootKey>w:p</rootKey>
-    <rootKey>w:p</rootKey>
-    <rootKey>w:p</rootKey>
-    <rootKey>w:p</rootKey>
+    <w:p>
+      <w:pPr>
+        <w:pStyle w:val="ListParagraph"/>
+        <w:numPr>
+          <w:ilvl w:val="0"/>
+          <w:numId w:val="2"/>
+        </w:numPr>
+        <w:spacing w:after="60"/>
+        <w:jc w:val="left"/>
+      </w:pPr>
+      <w:r>
+        <w:rPr>
+          <w:b/>
+          <w:bCs/>
+        </w:rPr>
+        <w:t xml:space="preserve">Validación positiva en la frontera</w:t>
+      </w:r>
+      <w:r>
+        <w:t xml:space="preserve"> (ASVS V5.1.3): DTO con class-validator, </w:t>
+      </w:r>
+      <w:r>
+        <w:rPr>
+          <w:rFonts w:ascii="Consolas" w:cs="Consolas" w:eastAsia="Consolas" w:hAnsi="Consolas"/>
+          <w:sz w:val="20"/>
+          <w:szCs w:val="20"/>
+        </w:rPr>
+        <w:t xml:space="preserve">whitelist</w:t>
+      </w:r>
+      <w:r>
+        <w:t xml:space="preserve"> y </w:t>
+      </w:r>
+      <w:r>
+        <w:rPr>
+          <w:rFonts w:ascii="Consolas" w:cs="Consolas" w:eastAsia="Consolas" w:hAnsi="Consolas"/>
+          <w:sz w:val="20"/>
+          <w:szCs w:val="20"/>
+        </w:rPr>
+        <w:t xml:space="preserve">forbidNonWhitelisted</w:t>
+      </w:r>
+      <w:r>
+        <w:t xml:space="preserve"> (</w:t>
+      </w:r>
+      <w:r>
+        <w:rPr>
+          <w:rFonts w:ascii="Consolas" w:cs="Consolas" w:eastAsia="Consolas" w:hAnsi="Consolas"/>
+          <w:sz w:val="20"/>
+          <w:szCs w:val="20"/>
+        </w:rPr>
+        <w:t xml:space="preserve">apps/backend/src/aplicacion/transversal/validacion.ts:27</w:t>
+      </w:r>
+      <w:r>
+        <w:t xml:space="preserve">). Una propiedad no declarada, como </w:t>
+      </w:r>
+      <w:r>
+        <w:rPr>
+          <w:rFonts w:ascii="Consolas" w:cs="Consolas" w:eastAsia="Consolas" w:hAnsi="Consolas"/>
+          <w:sz w:val="20"/>
+          <w:szCs w:val="20"/>
+        </w:rPr>
+        <w:t xml:space="preserve">rol</w:t>
+      </w:r>
+      <w:r>
+        <w:t xml:space="preserve"> en el registro, se rechaza con 400.</w:t>
+      </w:r>
+    </w:p>
+    <w:p>
+      <w:pPr>
+        <w:pStyle w:val="ListParagraph"/>
+        <w:numPr>
+          <w:ilvl w:val="0"/>
+          <w:numId w:val="2"/>
+        </w:numPr>
+        <w:spacing w:after="60"/>
+        <w:jc w:val="left"/>
+      </w:pPr>
+      <w:r>
+        <w:rPr>
+          <w:b/>
+          <w:bCs/>
+        </w:rPr>
+        <w:t xml:space="preserve">Verificación en el dominio</w:t>
+      </w:r>
+      <w:r>
+        <w:t xml:space="preserve"> (PA-05): </w:t>
+      </w:r>
+      <w:r>
+        <w:rPr>
+          <w:rFonts w:ascii="Consolas" w:cs="Consolas" w:eastAsia="Consolas" w:hAnsi="Consolas"/>
+          <w:sz w:val="20"/>
+          <w:szCs w:val="20"/>
+        </w:rPr>
+        <w:t xml:space="preserve">CuentaComercial.comprobarDatos</w:t>
+      </w:r>
+      <w:r>
+        <w:t xml:space="preserve"> y las políticas de M2 repiten las invariantes de negocio (RUC, teléfono E.164, correo, longitudes), de modo que una capa de API que evolucione no deja huecos.</w:t>
+      </w:r>
+    </w:p>
+    <w:p>
+      <w:pPr>
+        <w:pStyle w:val="ListParagraph"/>
+        <w:numPr>
+          <w:ilvl w:val="0"/>
+          <w:numId w:val="2"/>
+        </w:numPr>
+        <w:spacing w:after="60"/>
+        <w:jc w:val="left"/>
+      </w:pPr>
+      <w:r>
+        <w:rPr>
+          <w:b/>
+          <w:bCs/>
+        </w:rPr>
+        <w:t xml:space="preserve">Consultas parametrizadas</w:t>
+      </w:r>
+      <w:r>
+        <w:t xml:space="preserve"> (ASVS V5.3.4): todo el acceso a datos usa el constructor de consultas de Drizzle, que parametriza los valores; no hay SQL concatenado con datos del usuario. El aprovisionamiento de roles, cuyas sentencias DDL no admiten parámetros, pasa las claves como parámetros de </w:t>
+      </w:r>
+      <w:r>
+        <w:rPr>
+          <w:rFonts w:ascii="Consolas" w:cs="Consolas" w:eastAsia="Consolas" w:hAnsi="Consolas"/>
+          <w:sz w:val="20"/>
+          <w:szCs w:val="20"/>
+        </w:rPr>
+        <w:t xml:space="preserve">set_config</w:t>
+      </w:r>
+      <w:r>
+        <w:t xml:space="preserve"> y las cita en el servidor con </w:t>
+      </w:r>
+      <w:r>
+        <w:rPr>
+          <w:rFonts w:ascii="Consolas" w:cs="Consolas" w:eastAsia="Consolas" w:hAnsi="Consolas"/>
+          <w:sz w:val="20"/>
+          <w:szCs w:val="20"/>
+        </w:rPr>
+        <w:t xml:space="preserve">format(%L)</w:t>
+      </w:r>
+      <w:r>
+        <w:t xml:space="preserve"> (</w:t>
+      </w:r>
+      <w:r>
+        <w:rPr>
+          <w:rFonts w:ascii="Consolas" w:cs="Consolas" w:eastAsia="Consolas" w:hAnsi="Consolas"/>
+          <w:sz w:val="20"/>
+          <w:szCs w:val="20"/>
+        </w:rPr>
+        <w:t xml:space="preserve">apps/backend/scripts/provisionar.ts:15</w:t>
+      </w:r>
+      <w:r>
+        <w:t xml:space="preserve">).</w:t>
+      </w:r>
+    </w:p>
+    <w:p>
+      <w:pPr>
+        <w:pStyle w:val="ListParagraph"/>
+        <w:numPr>
+          <w:ilvl w:val="0"/>
+          <w:numId w:val="2"/>
+        </w:numPr>
+        <w:spacing w:after="60"/>
+        <w:jc w:val="left"/>
+      </w:pPr>
+      <w:r>
+        <w:rPr>
+          <w:b/>
+          <w:bCs/>
+        </w:rPr>
+        <w:t xml:space="preserve">Carga de archivos</w:t>
+      </w:r>
+      <w:r>
+        <w:t xml:space="preserve"> (ASVS V12.1.1, V12.2.1, V12.3.1 y V12.4.1): tope de 5 MB aplicado por multer en memoria (</w:t>
+      </w:r>
+      <w:r>
+        <w:rPr>
+          <w:rFonts w:ascii="Consolas" w:cs="Consolas" w:eastAsia="Consolas" w:hAnsi="Consolas"/>
+          <w:sz w:val="20"/>
+          <w:szCs w:val="20"/>
+        </w:rPr>
+        <w:t xml:space="preserve">apps/backend/src/aplicacion/m1-usuarios/cuentas.controller.ts:57</w:t>
+      </w:r>
+      <w:r>
+        <w:t xml:space="preserve">). El tipo se decide por los bytes iniciales, no por la extensión ni por el tipo declarado (</w:t>
+      </w:r>
+      <w:r>
+        <w:rPr>
+          <w:rFonts w:ascii="Consolas" w:cs="Consolas" w:eastAsia="Consolas" w:hAnsi="Consolas"/>
+          <w:sz w:val="20"/>
+          <w:szCs w:val="20"/>
+        </w:rPr>
+        <w:t xml:space="preserve">apps/backend/src/dominio/m1-usuarios/registro-legal.ts:21</w:t>
+      </w:r>
+      <w:r>
+        <w:t xml:space="preserve">). El nombre del archivo del usuario no se usa: la clave es un UUID validado, lo que impide el recorrido de rutas (</w:t>
+      </w:r>
+      <w:r>
+        <w:rPr>
+          <w:rFonts w:ascii="Consolas" w:cs="Consolas" w:eastAsia="Consolas" w:hAnsi="Consolas"/>
+          <w:sz w:val="20"/>
+          <w:szCs w:val="20"/>
+        </w:rPr>
+        <w:t xml:space="preserve">apps/backend/src/infraestructura/almacen-documentos/almacen-archivos.ts:6</w:t>
+      </w:r>
+      <w:r>
+        <w:t xml:space="preserve">). Los archivos se crean con permisos 0600 fuera de la raíz web.</w:t>
+      </w:r>
+    </w:p>
+    <w:p>
+      <w:pPr>
+        <w:pStyle w:val="ListParagraph"/>
+        <w:numPr>
+          <w:ilvl w:val="0"/>
+          <w:numId w:val="2"/>
+        </w:numPr>
+        <w:spacing w:after="60"/>
+        <w:jc w:val="left"/>
+      </w:pPr>
+      <w:r>
+        <w:rPr>
+          <w:b/>
+          <w:bCs/>
+        </w:rPr>
+        <w:t xml:space="preserve">Verificación:</w:t>
+      </w:r>
+      <w:r>
+        <w:t xml:space="preserve"> un archivo con extensión </w:t>
+      </w:r>
+      <w:r>
+        <w:rPr>
+          <w:rFonts w:ascii="Consolas" w:cs="Consolas" w:eastAsia="Consolas" w:hAnsi="Consolas"/>
+          <w:sz w:val="20"/>
+          <w:szCs w:val="20"/>
+        </w:rPr>
+        <w:t xml:space="preserve">.pdf</w:t>
+      </w:r>
+      <w:r>
+        <w:t xml:space="preserve"> y contenido ejecutable se rechaza; uno de 8 MB recibe 413; las claves </w:t>
+      </w:r>
+      <w:r>
+        <w:rPr>
+          <w:rFonts w:ascii="Consolas" w:cs="Consolas" w:eastAsia="Consolas" w:hAnsi="Consolas"/>
+          <w:sz w:val="20"/>
+          <w:szCs w:val="20"/>
+        </w:rPr>
+        <w:t xml:space="preserve">../../etc/passwd</w:t>
+      </w:r>
+      <w:r>
+        <w:t xml:space="preserve"> y </w:t>
+      </w:r>
+      <w:r>
+        <w:rPr>
+          <w:rFonts w:ascii="Consolas" w:cs="Consolas" w:eastAsia="Consolas" w:hAnsi="Consolas"/>
+          <w:sz w:val="20"/>
+          <w:szCs w:val="20"/>
+        </w:rPr>
+        <w:t xml:space="preserve">x</w:t>
+      </w:r>
+      <w:r>
+        <w:t xml:space="preserve"> se rechazan (</w:t>
+      </w:r>
+      <w:r>
+        <w:rPr>
+          <w:rFonts w:ascii="Consolas" w:cs="Consolas" w:eastAsia="Consolas" w:hAnsi="Consolas"/>
+          <w:sz w:val="20"/>
+          <w:szCs w:val="20"/>
+        </w:rPr>
+        <w:t xml:space="preserve">test/contrato/almacen-documentos.spec.ts</w:t>
+      </w:r>
+      <w:r>
+        <w:t xml:space="preserve">).</w:t>
+      </w:r>
+    </w:p>
     <w:p>
       <w:pPr>
         <w:pStyle w:val="Heading2"/>
@@ -3619,10 +4405,133 @@
       </w:r>
       <w:bookmarkEnd w:id="11"/>
     </w:p>
-    <rootKey>w:p</rootKey>
-    <rootKey>w:p</rootKey>
-    <rootKey>w:p</rootKey>
-    <rootKey>w:p</rootKey>
+    <w:p>
+      <w:pPr>
+        <w:pStyle w:val="ListParagraph"/>
+        <w:numPr>
+          <w:ilvl w:val="0"/>
+          <w:numId w:val="2"/>
+        </w:numPr>
+        <w:spacing w:after="60"/>
+        <w:jc w:val="left"/>
+      </w:pPr>
+      <w:r>
+        <w:rPr>
+          <w:b/>
+          <w:bCs/>
+        </w:rPr>
+        <w:t xml:space="preserve">Consentimiento informado</w:t>
+      </w:r>
+      <w:r>
+        <w:t xml:space="preserve"> (SYS-FN-36): la declaración aprobada en DIS-28 informa la finalidad, los derechos de acceso, rectificación, cancelación y oposición, y la transferencia internacional a Microsoft Azure en México que exige ADR-09. Sin aceptarla no se registra la cuenta. La aceptación queda en la cuenta y como asiento de bitácora con su marca temporal y la versión del texto.</w:t>
+      </w:r>
+    </w:p>
+    <w:p>
+      <w:pPr>
+        <w:pStyle w:val="ListParagraph"/>
+        <w:numPr>
+          <w:ilvl w:val="0"/>
+          <w:numId w:val="2"/>
+        </w:numPr>
+        <w:spacing w:after="60"/>
+        <w:jc w:val="left"/>
+      </w:pPr>
+      <w:r>
+        <w:rPr>
+          <w:b/>
+          <w:bCs/>
+        </w:rPr>
+        <w:t xml:space="preserve">Datos personales fuera de las trazas</w:t>
+      </w:r>
+      <w:r>
+        <w:t xml:space="preserve"> (V-03; ASVS V7.1.1 y V7.1.2): el interceptor registra el método, la </w:t>
+      </w:r>
+      <w:r>
+        <w:rPr>
+          <w:b/>
+          <w:bCs/>
+        </w:rPr>
+        <w:t xml:space="preserve">ruta declarada</w:t>
+      </w:r>
+      <w:r>
+        <w:t xml:space="preserve"> (no la URL concreta), el estado y la duración (</w:t>
+      </w:r>
+      <w:r>
+        <w:rPr>
+          <w:rFonts w:ascii="Consolas" w:cs="Consolas" w:eastAsia="Consolas" w:hAnsi="Consolas"/>
+          <w:sz w:val="20"/>
+          <w:szCs w:val="20"/>
+        </w:rPr>
+        <w:t xml:space="preserve">apps/backend/src/aplicacion/transversal/registro-peticiones.interceptor.ts:17</w:t>
+      </w:r>
+      <w:r>
+        <w:t xml:space="preserve">). El filtro de errores registra solo el tipo del error, nunca su mensaje (</w:t>
+      </w:r>
+      <w:r>
+        <w:rPr>
+          <w:rFonts w:ascii="Consolas" w:cs="Consolas" w:eastAsia="Consolas" w:hAnsi="Consolas"/>
+          <w:sz w:val="20"/>
+          <w:szCs w:val="20"/>
+        </w:rPr>
+        <w:t xml:space="preserve">filtro-errores.filter.ts:77</w:t>
+      </w:r>
+      <w:r>
+        <w:t xml:space="preserve">), y la bandeja de salida guarda como causa de fallo solo el nombre del error (</w:t>
+      </w:r>
+      <w:r>
+        <w:rPr>
+          <w:rFonts w:ascii="Consolas" w:cs="Consolas" w:eastAsia="Consolas" w:hAnsi="Consolas"/>
+          <w:sz w:val="20"/>
+          <w:szCs w:val="20"/>
+        </w:rPr>
+        <w:t xml:space="preserve">bandeja-salida.ts:27</w:t>
+      </w:r>
+      <w:r>
+        <w:t xml:space="preserve">). Una prueba unitaria verifica que un RUC presente en la URL no llega a la traza.</w:t>
+      </w:r>
+    </w:p>
+    <w:p>
+      <w:pPr>
+        <w:pStyle w:val="ListParagraph"/>
+        <w:numPr>
+          <w:ilvl w:val="0"/>
+          <w:numId w:val="2"/>
+        </w:numPr>
+        <w:spacing w:after="60"/>
+        <w:jc w:val="left"/>
+      </w:pPr>
+      <w:r>
+        <w:rPr>
+          <w:b/>
+          <w:bCs/>
+        </w:rPr>
+        <w:t xml:space="preserve">Minimización:</w:t>
+      </w:r>
+      <w:r>
+        <w:t xml:space="preserve"> los eventos de la bandeja llevan solo los datos de contacto que necesita el aviso; el listado y el documento de identificación comercial solo los ve el Administrador (V-03).</w:t>
+      </w:r>
+    </w:p>
+    <w:p>
+      <w:pPr>
+        <w:pStyle w:val="ListParagraph"/>
+        <w:numPr>
+          <w:ilvl w:val="0"/>
+          <w:numId w:val="2"/>
+        </w:numPr>
+        <w:spacing w:after="60"/>
+        <w:jc w:val="left"/>
+      </w:pPr>
+      <w:r>
+        <w:rPr>
+          <w:b/>
+          <w:bCs/>
+        </w:rPr>
+        <w:t xml:space="preserve">Pendiente:</w:t>
+      </w:r>
+      <w:r>
+        <w:t xml:space="preserve"> cifrado AES-256 en reposo (SYS-NFN-01), que aporta el servicio gestionado de producción y el almacén de objetos (ADR-09); y supresión a los 30 días de la cancelación (SYS-FN-37, IT-09).</w:t>
+      </w:r>
+    </w:p>
     <w:p>
       <w:pPr>
         <w:pStyle w:val="Heading2"/>
@@ -4287,9 +5196,111 @@
       </w:r>
       <w:bookmarkEnd w:id="15"/>
     </w:p>
-    <rootKey>w:p</rootKey>
-    <rootKey>w:p</rootKey>
-    <rootKey>w:p</rootKey>
+    <w:p>
+      <w:pPr>
+        <w:pStyle w:val="ListParagraph"/>
+        <w:numPr>
+          <w:ilvl w:val="0"/>
+          <w:numId w:val="2"/>
+        </w:numPr>
+        <w:spacing w:after="60"/>
+        <w:jc w:val="left"/>
+      </w:pPr>
+      <w:r>
+        <w:t xml:space="preserve">Los secretos (URL de la base con su clave, secreto de firma, credenciales del Administrador) solo llegan por variables de entorno. La configuración falla al arrancar si falta uno (</w:t>
+      </w:r>
+      <w:r>
+        <w:rPr>
+          <w:rFonts w:ascii="Consolas" w:cs="Consolas" w:eastAsia="Consolas" w:hAnsi="Consolas"/>
+          <w:sz w:val="20"/>
+          <w:szCs w:val="20"/>
+        </w:rPr>
+        <w:t xml:space="preserve">apps/backend/src/composicion/configuracion.ts:23</w:t>
+      </w:r>
+      <w:r>
+        <w:t xml:space="preserve">).</w:t>
+      </w:r>
+    </w:p>
+    <w:p>
+      <w:pPr>
+        <w:pStyle w:val="ListParagraph"/>
+        <w:numPr>
+          <w:ilvl w:val="0"/>
+          <w:numId w:val="2"/>
+        </w:numPr>
+        <w:spacing w:after="60"/>
+        <w:jc w:val="left"/>
+      </w:pPr>
+      <w:r>
+        <w:rPr>
+          <w:rFonts w:ascii="Consolas" w:cs="Consolas" w:eastAsia="Consolas" w:hAnsi="Consolas"/>
+          <w:sz w:val="20"/>
+          <w:szCs w:val="20"/>
+        </w:rPr>
+        <w:t xml:space="preserve">.env.example</w:t>
+      </w:r>
+      <w:r>
+        <w:t xml:space="preserve"> declara las variables sin valores; </w:t>
+      </w:r>
+      <w:r>
+        <w:rPr>
+          <w:rFonts w:ascii="Consolas" w:cs="Consolas" w:eastAsia="Consolas" w:hAnsi="Consolas"/>
+          <w:sz w:val="20"/>
+          <w:szCs w:val="20"/>
+        </w:rPr>
+        <w:t xml:space="preserve">.env</w:t>
+      </w:r>
+      <w:r>
+        <w:t xml:space="preserve"> y </w:t>
+      </w:r>
+      <w:r>
+        <w:rPr>
+          <w:rFonts w:ascii="Consolas" w:cs="Consolas" w:eastAsia="Consolas" w:hAnsi="Consolas"/>
+          <w:sz w:val="20"/>
+          <w:szCs w:val="20"/>
+        </w:rPr>
+        <w:t xml:space="preserve">.env.*</w:t>
+      </w:r>
+      <w:r>
+        <w:t xml:space="preserve"> están en </w:t>
+      </w:r>
+      <w:r>
+        <w:rPr>
+          <w:rFonts w:ascii="Consolas" w:cs="Consolas" w:eastAsia="Consolas" w:hAnsi="Consolas"/>
+          <w:sz w:val="20"/>
+          <w:szCs w:val="20"/>
+        </w:rPr>
+        <w:t xml:space="preserve">.gitignore</w:t>
+      </w:r>
+      <w:r>
+        <w:t xml:space="preserve">.</w:t>
+      </w:r>
+    </w:p>
+    <w:p>
+      <w:pPr>
+        <w:pStyle w:val="ListParagraph"/>
+        <w:numPr>
+          <w:ilvl w:val="0"/>
+          <w:numId w:val="2"/>
+        </w:numPr>
+        <w:spacing w:after="60"/>
+        <w:jc w:val="left"/>
+      </w:pPr>
+      <w:r>
+        <w:t xml:space="preserve">Las pruebas de integración usan claves válidas solo dentro de su contenedor efímero. El entorno de sistema genera secretos aleatorios de un solo uso en cada ejecución y, en la CI, los enmascara en el registro (</w:t>
+      </w:r>
+      <w:r>
+        <w:rPr>
+          <w:rFonts w:ascii="Consolas" w:cs="Consolas" w:eastAsia="Consolas" w:hAnsi="Consolas"/>
+          <w:sz w:val="20"/>
+          <w:szCs w:val="20"/>
+        </w:rPr>
+        <w:t xml:space="preserve">herramientas/sistema/ejecutar.sh</w:t>
+      </w:r>
+      <w:r>
+        <w:t xml:space="preserve">).</w:t>
+      </w:r>
+    </w:p>
     <w:p>
       <w:pPr>
         <w:pStyle w:val="Heading2"/>
@@ -8376,6 +9387,15 @@
   <w:num w:numId="1">
     <w:abstractNumId w:val="1"/>
     <w:lvlOverride w:ilvl="0">
+      <w:startOverride w:val="1"/>
+    </w:lvlOverride>
+  </w:num>
+  <w:num w:numId="2">
+    <w:abstractNumId w:val="2"/>
+    <w:lvlOverride w:ilvl="0">
+      <w:startOverride w:val="1"/>
+    </w:lvlOverride>
+    <w:lvlOverride w:ilvl="1">
       <w:startOverride w:val="1"/>
     </w:lvlOverride>
   </w:num>

--- a/docs/informes/Informe3_Programacion_Segura_AbasteceNi_v1.0.docx
+++ b/docs/informes/Informe3_Programacion_Segura_AbasteceNi_v1.0.docx
@@ -866,7 +866,7 @@
         <w:jc w:val="both"/>
       </w:pPr>
       <w:r>
-        <w:t xml:space="preserve">El alcance es el código de IT-00, IT-01 e IT-02 (tramo A): registro de cuentas, carga del registro legal, inicio de sesión sin estado, validación administrativa, bitácora inmutable y consentimiento. IT-00 e IT-01 están integradas en </w:t>
+        <w:t xml:space="preserve">El alcance es el código de IT-00, IT-01 e IT-02 (tramo A): registro de cuentas, carga del registro legal, inicio de sesión sin estado, validación administrativa, bitácora inmutable y consentimiento. IT-00, IT-01 e IT-02 (tramo A) están integradas en </w:t>
       </w:r>
       <w:r>
         <w:rPr>
@@ -877,17 +877,18 @@
         <w:t xml:space="preserve">main</w:t>
       </w:r>
       <w:r>
-        <w:t xml:space="preserve"> (PR #1 y #2). IT-02 (tramo A) está </w:t>
-      </w:r>
-      <w:r>
-        <w:rPr>
-          <w:b/>
-          <w:bCs/>
-        </w:rPr>
-        <w:t xml:space="preserve">construida y verificada, pendiente de la revisión cruzada</w:t>
-      </w:r>
-      <w:r>
-        <w:t xml:space="preserve"> (PR #3) para integrarse (DM-04, condiciones 5 y 6), y por eso se presenta como construida en rama y no como parte del incremento integrado. Los requisitos de seguridad de los tramos B y C (SYS-FN-05 a 08) y los que dependen de la infraestructura de producción (SYS-NFN-01 y 02) se declaran como pendientes.</w:t>
+        <w:t xml:space="preserve"> (PR #1, #2 y #3), con la batería en verde. SYS-FN-07 (bloqueo por intentos, tramo B) está construido y verificado en la rama </w:t>
+      </w:r>
+      <w:r>
+        <w:rPr>
+          <w:rFonts w:ascii="Consolas" w:cs="Consolas" w:eastAsia="Consolas" w:hAnsi="Consolas"/>
+          <w:sz w:val="20"/>
+          <w:szCs w:val="20"/>
+        </w:rPr>
+        <w:t xml:space="preserve">it-02/bloqueo</w:t>
+      </w:r>
+      <w:r>
+        <w:t xml:space="preserve">, pendiente de la revisión cruzada (PR #6). Los requisitos de seguridad restantes de los tramos B y C (SYS-FN-05, 06 y 08) y los que dependen de la infraestructura de producción (SYS-NFN-01 y 02) se declaran como pendientes.</w:t>
       </w:r>
     </w:p>
     <w:p>
@@ -2276,7 +2277,7 @@
                 <w:sz w:val="18"/>
                 <w:szCs w:val="18"/>
               </w:rPr>
-              <w:t xml:space="preserve">Construido; bloqueo por intentos (SYS-FN-07) pendiente</w:t>
+              <w:t xml:space="preserve">Construido, incluido el bloqueo por intentos (SYS-FN-07)</w:t>
             </w:r>
           </w:p>
         </w:tc>
@@ -3014,7 +3015,7 @@
                 <w:sz w:val="18"/>
                 <w:szCs w:val="18"/>
               </w:rPr>
-              <w:t xml:space="preserve">SYS-FN-04 y SYS-NFN-03 verificados; resto pendiente</w:t>
+              <w:t xml:space="preserve">SYS-FN-04, SYS-FN-07 y SYS-NFN-03 verificados; resto pendiente</w:t>
             </w:r>
           </w:p>
         </w:tc>
@@ -3722,7 +3723,7 @@
           <w:sz w:val="20"/>
           <w:szCs w:val="20"/>
         </w:rPr>
-        <w:t xml:space="preserve">apps/backend/src/dominio/m2-seguridad/servicio-seguridad.ts:90</w:t>
+        <w:t xml:space="preserve">apps/backend/src/dominio/m2-seguridad/servicio-seguridad.ts:102-103</w:t>
       </w:r>
       <w:r>
         <w:t xml:space="preserve">). Lo comprueba </w:t>
@@ -3819,7 +3820,7 @@
           <w:sz w:val="20"/>
           <w:szCs w:val="20"/>
         </w:rPr>
-        <w:t xml:space="preserve">servicio-seguridad.ts:158</w:t>
+        <w:t xml:space="preserve">servicio-seguridad.ts:197</w:t>
       </w:r>
       <w:r>
         <w:t xml:space="preserve">), la rota en cada uso y revoca la anterior (</w:t>
@@ -3830,7 +3831,7 @@
           <w:sz w:val="20"/>
           <w:szCs w:val="20"/>
         </w:rPr>
-        <w:t xml:space="preserve">:106</w:t>
+        <w:t xml:space="preserve">:143</w:t>
       </w:r>
       <w:r>
         <w:t xml:space="preserve">); al cerrar sesión, la revoca. Viaja en una cookie con los atributos de ASVS V3.4.1, V3.4.2, V3.4.3 y V3.4.5: </w:t>
@@ -3927,10 +3928,86 @@
           <w:b/>
           <w:bCs/>
         </w:rPr>
+        <w:t xml:space="preserve">Bloqueo por intentos fallidos</w:t>
+      </w:r>
+      <w:r>
+        <w:t xml:space="preserve"> (SYS-FN-07; ASVS V2.2.1; DIS-34): al quinto fallo consecutivo la cuenta se bloquea 15 minutos (</w:t>
+      </w:r>
+      <w:r>
+        <w:rPr>
+          <w:rFonts w:ascii="Consolas" w:cs="Consolas" w:eastAsia="Consolas" w:hAnsi="Consolas"/>
+          <w:sz w:val="20"/>
+          <w:szCs w:val="20"/>
+        </w:rPr>
+        <w:t xml:space="preserve">apps/backend/src/dominio/m2-seguridad/servicio-seguridad.ts</w:t>
+      </w:r>
+      <w:r>
+        <w:t xml:space="preserve">). El contador se incrementa de forma atómica en el esquema de M2; durante el bloqueo no se evalúa la contraseña; un inicio exitoso reinicia el contador. El trabajador avisa al correo registrado. Lo verifican </w:t>
+      </w:r>
+      <w:r>
+        <w:rPr>
+          <w:rFonts w:ascii="Consolas" w:cs="Consolas" w:eastAsia="Consolas" w:hAnsi="Consolas"/>
+          <w:sz w:val="20"/>
+          <w:szCs w:val="20"/>
+        </w:rPr>
+        <w:t xml:space="preserve">servicio-seguridad.spec.ts</w:t>
+      </w:r>
+      <w:r>
+        <w:t xml:space="preserve"> (5 casos), </w:t>
+      </w:r>
+      <w:r>
+        <w:rPr>
+          <w:rFonts w:ascii="Consolas" w:cs="Consolas" w:eastAsia="Consolas" w:hAnsi="Consolas"/>
+          <w:sz w:val="20"/>
+          <w:szCs w:val="20"/>
+        </w:rPr>
+        <w:t xml:space="preserve">test/integracion/bloqueo.spec.ts</w:t>
+      </w:r>
+      <w:r>
+        <w:t xml:space="preserve"> y </w:t>
+      </w:r>
+      <w:r>
+        <w:rPr>
+          <w:rFonts w:ascii="Consolas" w:cs="Consolas" w:eastAsia="Consolas" w:hAnsi="Consolas"/>
+          <w:sz w:val="20"/>
+          <w:szCs w:val="20"/>
+        </w:rPr>
+        <w:t xml:space="preserve">e2e/pruebas/sesion.spec.ts</w:t>
+      </w:r>
+      <w:r>
+        <w:t xml:space="preserve">. Estado: construido y verificado en la rama </w:t>
+      </w:r>
+      <w:r>
+        <w:rPr>
+          <w:rFonts w:ascii="Consolas" w:cs="Consolas" w:eastAsia="Consolas" w:hAnsi="Consolas"/>
+          <w:sz w:val="20"/>
+          <w:szCs w:val="20"/>
+        </w:rPr>
+        <w:t xml:space="preserve">it-02/bloqueo</w:t>
+      </w:r>
+      <w:r>
+        <w:t xml:space="preserve">, pendiente de la revisión cruzada (PR #6).</w:t>
+      </w:r>
+    </w:p>
+    <w:p>
+      <w:pPr>
+        <w:pStyle w:val="ListParagraph"/>
+        <w:numPr>
+          <w:ilvl w:val="0"/>
+          <w:numId w:val="2"/>
+        </w:numPr>
+        <w:spacing w:after="60"/>
+        <w:jc w:val="left"/>
+      </w:pPr>
+      <w:r>
+        <w:rPr>
+          <w:b/>
+          <w:bCs/>
+        </w:rPr>
         <w:t xml:space="preserve">Pendiente:</w:t>
       </w:r>
       <w:r>
-        <w:t xml:space="preserve"> bloqueo tras cinco intentos fallidos (SYS-FN-07, ASVS V2.2.1), límite de dos dispositivos (SYS-FN-08), segundo factor TOTP (SYS-FN-06) y recuperación por enlace temporal (SYS-FN-05), es decir, los tramos B y C. Hasta entonces, el límite de 120 peticiones por minuto e IP mitiga parcialmente los ataques de fuerza bruta.</w:t>
+        <w:t xml:space="preserve"> límite de dos dispositivos (SYS-FN-08), segundo factor TOTP (SYS-FN-06) y recuperación por enlace temporal (SYS-FN-05), del tramo C y del resto del tramo B.</w:t>
       </w:r>
     </w:p>
     <w:p>
@@ -6576,6 +6653,126 @@
                 <w:sz w:val="18"/>
                 <w:szCs w:val="18"/>
               </w:rPr>
+              <w:t xml:space="preserve">CT-SEG-07: bloqueo al quinto intento, sin evaluar la contraseña durante 15 minutos, y aviso al correo</w:t>
+            </w:r>
+          </w:p>
+        </w:tc>
+        <w:tc>
+          <w:tcPr>
+            <w:tcW w:type="dxa" w:w="3744"/>
+            <w:tcBorders>
+              <w:top w:val="single" w:color="A6A6A6" w:sz="4"/>
+              <w:left w:val="single" w:color="A6A6A6" w:sz="4"/>
+              <w:bottom w:val="single" w:color="A6A6A6" w:sz="4"/>
+              <w:right w:val="single" w:color="A6A6A6" w:sz="4"/>
+            </w:tcBorders>
+            <w:tcMar>
+              <w:top w:type="dxa" w:w="60"/>
+              <w:left w:type="dxa" w:w="90"/>
+              <w:bottom w:type="dxa" w:w="60"/>
+              <w:right w:type="dxa" w:w="90"/>
+            </w:tcMar>
+          </w:tcPr>
+          <w:p>
+            <w:pPr>
+              <w:spacing w:after="30"/>
+            </w:pPr>
+            <w:r>
+              <w:rPr>
+                <w:rFonts w:ascii="Consolas" w:cs="Consolas" w:eastAsia="Consolas" w:hAnsi="Consolas"/>
+                <w:sz w:val="18"/>
+                <w:szCs w:val="18"/>
+              </w:rPr>
+              <w:t xml:space="preserve">servicio-seguridad.spec.ts</w:t>
+            </w:r>
+            <w:r>
+              <w:rPr>
+                <w:sz w:val="18"/>
+                <w:szCs w:val="18"/>
+              </w:rPr>
+              <w:t xml:space="preserve">; </w:t>
+            </w:r>
+            <w:r>
+              <w:rPr>
+                <w:rFonts w:ascii="Consolas" w:cs="Consolas" w:eastAsia="Consolas" w:hAnsi="Consolas"/>
+                <w:sz w:val="18"/>
+                <w:szCs w:val="18"/>
+              </w:rPr>
+              <w:t xml:space="preserve">test/integracion/bloqueo.spec.ts</w:t>
+            </w:r>
+            <w:r>
+              <w:rPr>
+                <w:sz w:val="18"/>
+                <w:szCs w:val="18"/>
+              </w:rPr>
+              <w:t xml:space="preserve">; </w:t>
+            </w:r>
+            <w:r>
+              <w:rPr>
+                <w:rFonts w:ascii="Consolas" w:cs="Consolas" w:eastAsia="Consolas" w:hAnsi="Consolas"/>
+                <w:sz w:val="18"/>
+                <w:szCs w:val="18"/>
+              </w:rPr>
+              <w:t xml:space="preserve">e2e/pruebas/sesion.spec.ts</w:t>
+            </w:r>
+          </w:p>
+        </w:tc>
+        <w:tc>
+          <w:tcPr>
+            <w:tcW w:type="dxa" w:w="1311"/>
+            <w:tcBorders>
+              <w:top w:val="single" w:color="A6A6A6" w:sz="4"/>
+              <w:left w:val="single" w:color="A6A6A6" w:sz="4"/>
+              <w:bottom w:val="single" w:color="A6A6A6" w:sz="4"/>
+              <w:right w:val="single" w:color="A6A6A6" w:sz="4"/>
+            </w:tcBorders>
+            <w:tcMar>
+              <w:top w:type="dxa" w:w="60"/>
+              <w:left w:type="dxa" w:w="90"/>
+              <w:bottom w:type="dxa" w:w="60"/>
+              <w:right w:type="dxa" w:w="90"/>
+            </w:tcMar>
+          </w:tcPr>
+          <w:p>
+            <w:pPr>
+              <w:spacing w:after="30"/>
+            </w:pPr>
+            <w:r>
+              <w:rPr>
+                <w:sz w:val="18"/>
+                <w:szCs w:val="18"/>
+              </w:rPr>
+              <w:t xml:space="preserve">Pasa</w:t>
+            </w:r>
+          </w:p>
+        </w:tc>
+      </w:tr>
+      <w:tr>
+        <w:tc>
+          <w:tcPr>
+            <w:tcW w:type="dxa" w:w="4305"/>
+            <w:tcBorders>
+              <w:top w:val="single" w:color="A6A6A6" w:sz="4"/>
+              <w:left w:val="single" w:color="A6A6A6" w:sz="4"/>
+              <w:bottom w:val="single" w:color="A6A6A6" w:sz="4"/>
+              <w:right w:val="single" w:color="A6A6A6" w:sz="4"/>
+            </w:tcBorders>
+            <w:tcMar>
+              <w:top w:type="dxa" w:w="60"/>
+              <w:left w:type="dxa" w:w="90"/>
+              <w:bottom w:type="dxa" w:w="60"/>
+              <w:right w:type="dxa" w:w="90"/>
+            </w:tcMar>
+          </w:tcPr>
+          <w:p>
+            <w:pPr>
+              <w:spacing w:after="30"/>
+            </w:pPr>
+            <w:r>
+              <w:rPr>
+                <w:sz w:val="18"/>
+                <w:szCs w:val="18"/>
+              </w:rPr>
               <w:t xml:space="preserve">UPDATE, DELETE y TRUNCATE de la bitácora fallan (42501)</w:t>
             </w:r>
           </w:p>
@@ -7290,7 +7487,7 @@
                 <w:sz w:val="18"/>
                 <w:szCs w:val="18"/>
               </w:rPr>
-              <w:t xml:space="preserve">V2.1.1, V2.1.2 (longitud), V2.4.1 (argon2id)</w:t>
+              <w:t xml:space="preserve">V2.1.1, V2.1.2 (longitud), V2.2.1 (bloqueo por intentos, SYS-FN-07), V2.4.1 (argon2id)</w:t>
             </w:r>
           </w:p>
         </w:tc>
@@ -7319,7 +7516,7 @@
                 <w:sz w:val="18"/>
                 <w:szCs w:val="18"/>
               </w:rPr>
-              <w:t xml:space="preserve">V2.2.1 (bloqueo, SYS-FN-07), V2.5 (recuperación, SYS-FN-05), V2.8 (TOTP, SYS-FN-06)</w:t>
+              <w:t xml:space="preserve">V2.5 (recuperación, SYS-FN-05), V2.8 (TOTP, SYS-FN-06)</w:t>
             </w:r>
           </w:p>
         </w:tc>
@@ -8009,7 +8206,7 @@
                 <w:sz w:val="18"/>
                 <w:szCs w:val="18"/>
               </w:rPr>
-              <w:t xml:space="preserve">Construido y verificado; lo de IT-01 integrado en </w:t>
+              <w:t xml:space="preserve">Construido, verificado e integrado en </w:t>
             </w:r>
             <w:r>
               <w:rPr>
@@ -8018,13 +8215,6 @@
                 <w:szCs w:val="18"/>
               </w:rPr>
               <w:t xml:space="preserve">main</w:t>
-            </w:r>
-            <w:r>
-              <w:rPr>
-                <w:sz w:val="18"/>
-                <w:szCs w:val="18"/>
-              </w:rPr>
-              <w:t xml:space="preserve">, lo de IT-02 pendiente de la revisión cruzada (PR #3)</w:t>
             </w:r>
           </w:p>
         </w:tc>
@@ -8055,7 +8245,7 @@
                 <w:sz w:val="18"/>
                 <w:szCs w:val="18"/>
               </w:rPr>
-              <w:t xml:space="preserve">SYS-FN-05, 06, 07 y 08 (recuperación, TOTP, bloqueo, límite de dispositivos)</w:t>
+              <w:t xml:space="preserve">SYS-FN-07 (bloqueo por intentos fallidos)</w:t>
             </w:r>
           </w:p>
         </w:tc>
@@ -8084,7 +8274,82 @@
                 <w:sz w:val="18"/>
                 <w:szCs w:val="18"/>
               </w:rPr>
-              <w:t xml:space="preserve">Pendiente: tramos B y C de IT-02, no construidos a la fecha de corte</w:t>
+              <w:t xml:space="preserve">Construido y verificado; construido y verificado en la rama </w:t>
+            </w:r>
+            <w:r>
+              <w:rPr>
+                <w:rFonts w:ascii="Consolas" w:cs="Consolas" w:eastAsia="Consolas" w:hAnsi="Consolas"/>
+                <w:sz w:val="18"/>
+                <w:szCs w:val="18"/>
+              </w:rPr>
+              <w:t xml:space="preserve">it-02/bloqueo</w:t>
+            </w:r>
+            <w:r>
+              <w:rPr>
+                <w:sz w:val="18"/>
+                <w:szCs w:val="18"/>
+              </w:rPr>
+              <w:t xml:space="preserve">, pendiente de la revisión cruzada (PR #6)</w:t>
+            </w:r>
+          </w:p>
+        </w:tc>
+      </w:tr>
+      <w:tr>
+        <w:tc>
+          <w:tcPr>
+            <w:tcW w:type="dxa" w:w="5241"/>
+            <w:tcBorders>
+              <w:top w:val="single" w:color="A6A6A6" w:sz="4"/>
+              <w:left w:val="single" w:color="A6A6A6" w:sz="4"/>
+              <w:bottom w:val="single" w:color="A6A6A6" w:sz="4"/>
+              <w:right w:val="single" w:color="A6A6A6" w:sz="4"/>
+            </w:tcBorders>
+            <w:tcMar>
+              <w:top w:type="dxa" w:w="60"/>
+              <w:left w:type="dxa" w:w="90"/>
+              <w:bottom w:type="dxa" w:w="60"/>
+              <w:right w:type="dxa" w:w="90"/>
+            </w:tcMar>
+          </w:tcPr>
+          <w:p>
+            <w:pPr>
+              <w:spacing w:after="30"/>
+            </w:pPr>
+            <w:r>
+              <w:rPr>
+                <w:sz w:val="18"/>
+                <w:szCs w:val="18"/>
+              </w:rPr>
+              <w:t xml:space="preserve">SYS-FN-05, 06 y 08 (recuperación, TOTP, límite de dispositivos)</w:t>
+            </w:r>
+          </w:p>
+        </w:tc>
+        <w:tc>
+          <w:tcPr>
+            <w:tcW w:type="dxa" w:w="4119"/>
+            <w:tcBorders>
+              <w:top w:val="single" w:color="A6A6A6" w:sz="4"/>
+              <w:left w:val="single" w:color="A6A6A6" w:sz="4"/>
+              <w:bottom w:val="single" w:color="A6A6A6" w:sz="4"/>
+              <w:right w:val="single" w:color="A6A6A6" w:sz="4"/>
+            </w:tcBorders>
+            <w:tcMar>
+              <w:top w:type="dxa" w:w="60"/>
+              <w:left w:type="dxa" w:w="90"/>
+              <w:bottom w:type="dxa" w:w="60"/>
+              <w:right w:type="dxa" w:w="90"/>
+            </w:tcMar>
+          </w:tcPr>
+          <w:p>
+            <w:pPr>
+              <w:spacing w:after="30"/>
+            </w:pPr>
+            <w:r>
+              <w:rPr>
+                <w:sz w:val="18"/>
+                <w:szCs w:val="18"/>
+              </w:rPr>
+              <w:t xml:space="preserve">Pendiente: no construidos a la fecha de corte</w:t>
             </w:r>
           </w:p>
         </w:tc>
@@ -8306,7 +8571,7 @@
         <w:jc w:val="both"/>
       </w:pPr>
       <w:r>
-        <w:t xml:space="preserve">El análisis estático encontró una alerta de gravedad alta. Se analizó y se descartó con justificación documentada, porque corresponde a una decisión de arquitectura cuyas protecciones están implementadas y probadas. La auditoría de dependencias no tiene hallazgos altos ni críticos. Los requisitos de seguridad pendientes están identificados: bloqueo por intentos, recuperación, segundo factor y límite de dispositivos (tramos B y C), y los que dependen de la infraestructura de producción.</w:t>
+        <w:t xml:space="preserve">El análisis estático encontró una alerta de gravedad alta. Se analizó y se descartó con justificación documentada, porque corresponde a una decisión de arquitectura cuyas protecciones están implementadas y probadas. La auditoría de dependencias no tiene hallazgos altos ni críticos. Del tramo B se construyó el bloqueo por intentos fallidos (SYS-FN-07). Los requisitos de seguridad pendientes están identificados: recuperación, segundo factor y límite de dispositivos, y los que dependen de la infraestructura de producción.</w:t>
       </w:r>
     </w:p>
     <w:p>

--- a/docs/informes/Informe3_Programacion_Segura_AbasteceNi_v1.0.docx
+++ b/docs/informes/Informe3_Programacion_Segura_AbasteceNi_v1.0.docx
@@ -5759,6 +5759,177 @@
           </w:p>
         </w:tc>
       </w:tr>
+      <w:tr>
+        <w:tc>
+          <w:tcPr>
+            <w:tcW w:type="dxa" w:w="748"/>
+            <w:tcBorders>
+              <w:top w:val="single" w:color="A6A6A6" w:sz="4"/>
+              <w:left w:val="single" w:color="A6A6A6" w:sz="4"/>
+              <w:bottom w:val="single" w:color="A6A6A6" w:sz="4"/>
+              <w:right w:val="single" w:color="A6A6A6" w:sz="4"/>
+            </w:tcBorders>
+            <w:tcMar>
+              <w:top w:type="dxa" w:w="60"/>
+              <w:left w:type="dxa" w:w="90"/>
+              <w:bottom w:type="dxa" w:w="60"/>
+              <w:right w:type="dxa" w:w="90"/>
+            </w:tcMar>
+          </w:tcPr>
+          <w:p>
+            <w:pPr>
+              <w:spacing w:after="30"/>
+            </w:pPr>
+            <w:r>
+              <w:rPr>
+                <w:sz w:val="18"/>
+                <w:szCs w:val="18"/>
+              </w:rPr>
+              <w:t xml:space="preserve">#2</w:t>
+            </w:r>
+          </w:p>
+        </w:tc>
+        <w:tc>
+          <w:tcPr>
+            <w:tcW w:type="dxa" w:w="1872"/>
+            <w:tcBorders>
+              <w:top w:val="single" w:color="A6A6A6" w:sz="4"/>
+              <w:left w:val="single" w:color="A6A6A6" w:sz="4"/>
+              <w:bottom w:val="single" w:color="A6A6A6" w:sz="4"/>
+              <w:right w:val="single" w:color="A6A6A6" w:sz="4"/>
+            </w:tcBorders>
+            <w:tcMar>
+              <w:top w:type="dxa" w:w="60"/>
+              <w:left w:type="dxa" w:w="90"/>
+              <w:bottom w:type="dxa" w:w="60"/>
+              <w:right w:type="dxa" w:w="90"/>
+            </w:tcMar>
+          </w:tcPr>
+          <w:p>
+            <w:pPr>
+              <w:spacing w:after="30"/>
+            </w:pPr>
+            <w:r>
+              <w:rPr>
+                <w:rFonts w:ascii="Consolas" w:cs="Consolas" w:eastAsia="Consolas" w:hAnsi="Consolas"/>
+                <w:sz w:val="18"/>
+                <w:szCs w:val="18"/>
+              </w:rPr>
+              <w:t xml:space="preserve">js/double-escaping</w:t>
+            </w:r>
+            <w:r>
+              <w:rPr>
+                <w:sz w:val="18"/>
+                <w:szCs w:val="18"/>
+              </w:rPr>
+              <w:t xml:space="preserve">, alta</w:t>
+            </w:r>
+          </w:p>
+        </w:tc>
+        <w:tc>
+          <w:tcPr>
+            <w:tcW w:type="dxa" w:w="1497"/>
+            <w:tcBorders>
+              <w:top w:val="single" w:color="A6A6A6" w:sz="4"/>
+              <w:left w:val="single" w:color="A6A6A6" w:sz="4"/>
+              <w:bottom w:val="single" w:color="A6A6A6" w:sz="4"/>
+              <w:right w:val="single" w:color="A6A6A6" w:sz="4"/>
+            </w:tcBorders>
+            <w:tcMar>
+              <w:top w:type="dxa" w:w="60"/>
+              <w:left w:type="dxa" w:w="90"/>
+              <w:bottom w:type="dxa" w:w="60"/>
+              <w:right w:type="dxa" w:w="90"/>
+            </w:tcMar>
+          </w:tcPr>
+          <w:p>
+            <w:pPr>
+              <w:spacing w:after="30"/>
+            </w:pPr>
+            <w:r>
+              <w:rPr>
+                <w:rFonts w:ascii="Consolas" w:cs="Consolas" w:eastAsia="Consolas" w:hAnsi="Consolas"/>
+                <w:sz w:val="18"/>
+                <w:szCs w:val="18"/>
+              </w:rPr>
+              <w:t xml:space="preserve">herramientas/informes/comun.js:153</w:t>
+            </w:r>
+          </w:p>
+        </w:tc>
+        <w:tc>
+          <w:tcPr>
+            <w:tcW w:type="dxa" w:w="3556"/>
+            <w:tcBorders>
+              <w:top w:val="single" w:color="A6A6A6" w:sz="4"/>
+              <w:left w:val="single" w:color="A6A6A6" w:sz="4"/>
+              <w:bottom w:val="single" w:color="A6A6A6" w:sz="4"/>
+              <w:right w:val="single" w:color="A6A6A6" w:sz="4"/>
+            </w:tcBorders>
+            <w:tcMar>
+              <w:top w:type="dxa" w:w="60"/>
+              <w:left w:type="dxa" w:w="90"/>
+              <w:bottom w:type="dxa" w:w="60"/>
+              <w:right w:type="dxa" w:w="90"/>
+            </w:tcMar>
+          </w:tcPr>
+          <w:p>
+            <w:pPr>
+              <w:spacing w:after="30"/>
+            </w:pPr>
+            <w:r>
+              <w:rPr>
+                <w:sz w:val="18"/>
+                <w:szCs w:val="18"/>
+              </w:rPr>
+              <w:t xml:space="preserve">El generador de estos informes decodificaba las entidades de los reportes JUnit con reemplazos encadenados, de modo que «&amp;amp;lt;» terminaba como «&lt;». No forma parte del producto: lee reportes que produce la propia CI y no genera HTML.</w:t>
+            </w:r>
+          </w:p>
+        </w:tc>
+        <w:tc>
+          <w:tcPr>
+            <w:tcW w:type="dxa" w:w="1687"/>
+            <w:tcBorders>
+              <w:top w:val="single" w:color="A6A6A6" w:sz="4"/>
+              <w:left w:val="single" w:color="A6A6A6" w:sz="4"/>
+              <w:bottom w:val="single" w:color="A6A6A6" w:sz="4"/>
+              <w:right w:val="single" w:color="A6A6A6" w:sz="4"/>
+            </w:tcBorders>
+            <w:tcMar>
+              <w:top w:type="dxa" w:w="60"/>
+              <w:left w:type="dxa" w:w="90"/>
+              <w:bottom w:type="dxa" w:w="60"/>
+              <w:right w:type="dxa" w:w="90"/>
+            </w:tcMar>
+          </w:tcPr>
+          <w:p>
+            <w:pPr>
+              <w:spacing w:after="30"/>
+            </w:pPr>
+            <w:r>
+              <w:rPr>
+                <w:sz w:val="18"/>
+                <w:szCs w:val="18"/>
+              </w:rPr>
+              <w:t xml:space="preserve">Corregida con una decodificación de una sola pasada (commit </w:t>
+            </w:r>
+            <w:r>
+              <w:rPr>
+                <w:rFonts w:ascii="Consolas" w:cs="Consolas" w:eastAsia="Consolas" w:hAnsi="Consolas"/>
+                <w:sz w:val="18"/>
+                <w:szCs w:val="18"/>
+              </w:rPr>
+              <w:t xml:space="preserve">dfe8e42</w:t>
+            </w:r>
+            <w:r>
+              <w:rPr>
+                <w:sz w:val="18"/>
+                <w:szCs w:val="18"/>
+              </w:rPr>
+              <w:t xml:space="preserve">); CodeQL la cerró en la ejecución siguiente</w:t>
+            </w:r>
+          </w:p>
+        </w:tc>
+      </w:tr>
     </w:tbl>
     <w:p>
       <w:pPr>
@@ -8571,7 +8742,7 @@
         <w:jc w:val="both"/>
       </w:pPr>
       <w:r>
-        <w:t xml:space="preserve">El análisis estático encontró una alerta de gravedad alta. Se analizó y se descartó con justificación documentada, porque corresponde a una decisión de arquitectura cuyas protecciones están implementadas y probadas. La auditoría de dependencias no tiene hallazgos altos ni críticos. Del tramo B se construyó el bloqueo por intentos fallidos (SYS-FN-07). Los requisitos de seguridad pendientes están identificados: recuperación, segundo factor y límite de dispositivos, y los que dependen de la infraestructura de producción.</w:t>
+        <w:t xml:space="preserve">El análisis estático encontró dos alertas de gravedad alta. La del código del producto se analizó y se descartó con justificación documentada, porque corresponde a una decisión de arquitectura cuyas protecciones están implementadas y probadas; la del generador de informes se corrigió. La auditoría de dependencias no tiene hallazgos altos ni críticos. Del tramo B se construyó el bloqueo por intentos fallidos (SYS-FN-07). Los requisitos de seguridad pendientes están identificados: recuperación, segundo factor y límite de dispositivos, y los que dependen de la infraestructura de producción.</w:t>
       </w:r>
     </w:p>
     <w:p>
@@ -9314,6 +9485,125 @@
                 <w:szCs w:val="18"/>
               </w:rPr>
               <w:t xml:space="preserve">it-02/informes</w:t>
+            </w:r>
+          </w:p>
+        </w:tc>
+        <w:tc>
+          <w:tcPr>
+            <w:tcW w:type="dxa" w:w="2340"/>
+            <w:tcBorders>
+              <w:top w:val="single" w:color="A6A6A6" w:sz="4"/>
+              <w:left w:val="single" w:color="A6A6A6" w:sz="4"/>
+              <w:bottom w:val="single" w:color="A6A6A6" w:sz="4"/>
+              <w:right w:val="single" w:color="A6A6A6" w:sz="4"/>
+            </w:tcBorders>
+            <w:tcMar>
+              <w:top w:type="dxa" w:w="60"/>
+              <w:left w:type="dxa" w:w="90"/>
+              <w:bottom w:type="dxa" w:w="60"/>
+              <w:right w:type="dxa" w:w="90"/>
+            </w:tcMar>
+          </w:tcPr>
+          <w:p>
+            <w:pPr>
+              <w:spacing w:after="30"/>
+            </w:pPr>
+            <w:r>
+              <w:rPr>
+                <w:sz w:val="18"/>
+                <w:szCs w:val="18"/>
+              </w:rPr>
+              <w:t xml:space="preserve">En verde</w:t>
+            </w:r>
+          </w:p>
+        </w:tc>
+        <w:tc>
+          <w:tcPr>
+            <w:tcW w:type="dxa" w:w="2341"/>
+            <w:tcBorders>
+              <w:top w:val="single" w:color="A6A6A6" w:sz="4"/>
+              <w:left w:val="single" w:color="A6A6A6" w:sz="4"/>
+              <w:bottom w:val="single" w:color="A6A6A6" w:sz="4"/>
+              <w:right w:val="single" w:color="A6A6A6" w:sz="4"/>
+            </w:tcBorders>
+            <w:tcMar>
+              <w:top w:type="dxa" w:w="60"/>
+              <w:left w:type="dxa" w:w="90"/>
+              <w:bottom w:type="dxa" w:w="60"/>
+              <w:right w:type="dxa" w:w="90"/>
+            </w:tcMar>
+          </w:tcPr>
+          <w:p>
+            <w:pPr>
+              <w:spacing w:after="30"/>
+            </w:pPr>
+            <w:r>
+              <w:rPr>
+                <w:sz w:val="18"/>
+                <w:szCs w:val="18"/>
+              </w:rPr>
+              <w:t xml:space="preserve">En verde</w:t>
+            </w:r>
+          </w:p>
+        </w:tc>
+      </w:tr>
+      <w:tr>
+        <w:tc>
+          <w:tcPr>
+            <w:tcW w:type="dxa" w:w="2059"/>
+            <w:tcBorders>
+              <w:top w:val="single" w:color="A6A6A6" w:sz="4"/>
+              <w:left w:val="single" w:color="A6A6A6" w:sz="4"/>
+              <w:bottom w:val="single" w:color="A6A6A6" w:sz="4"/>
+              <w:right w:val="single" w:color="A6A6A6" w:sz="4"/>
+            </w:tcBorders>
+            <w:tcMar>
+              <w:top w:type="dxa" w:w="60"/>
+              <w:left w:type="dxa" w:w="90"/>
+              <w:bottom w:type="dxa" w:w="60"/>
+              <w:right w:type="dxa" w:w="90"/>
+            </w:tcMar>
+          </w:tcPr>
+          <w:p>
+            <w:pPr>
+              <w:spacing w:after="30"/>
+            </w:pPr>
+            <w:r>
+              <w:rPr>
+                <w:sz w:val="18"/>
+                <w:szCs w:val="18"/>
+              </w:rPr>
+              <w:t xml:space="preserve">39042977012</w:t>
+            </w:r>
+          </w:p>
+        </w:tc>
+        <w:tc>
+          <w:tcPr>
+            <w:tcW w:type="dxa" w:w="2620"/>
+            <w:tcBorders>
+              <w:top w:val="single" w:color="A6A6A6" w:sz="4"/>
+              <w:left w:val="single" w:color="A6A6A6" w:sz="4"/>
+              <w:bottom w:val="single" w:color="A6A6A6" w:sz="4"/>
+              <w:right w:val="single" w:color="A6A6A6" w:sz="4"/>
+            </w:tcBorders>
+            <w:tcMar>
+              <w:top w:type="dxa" w:w="60"/>
+              <w:left w:type="dxa" w:w="90"/>
+              <w:bottom w:type="dxa" w:w="60"/>
+              <w:right w:type="dxa" w:w="90"/>
+            </w:tcMar>
+          </w:tcPr>
+          <w:p>
+            <w:pPr>
+              <w:spacing w:after="30"/>
+            </w:pPr>
+            <w:r>
+              <w:rPr>
+                <w:rFonts w:ascii="Consolas" w:cs="Consolas" w:eastAsia="Consolas" w:hAnsi="Consolas"/>
+                <w:sz w:val="18"/>
+                <w:szCs w:val="18"/>
+              </w:rPr>
+              <w:t xml:space="preserve">it-02/bloqueo</w:t>
             </w:r>
           </w:p>
         </w:tc>

--- a/docs/informes/Informe3_Programacion_Segura_AbasteceNi_v1.0.docx
+++ b/docs/informes/Informe3_Programacion_Segura_AbasteceNi_v1.0.docx
@@ -877,7 +877,7 @@
         <w:t xml:space="preserve">main</w:t>
       </w:r>
       <w:r>
-        <w:t xml:space="preserve"> (PR #1, #2 y #3), con la batería en verde. SYS-FN-07 (bloqueo por intentos, tramo B) está construido y verificado en la rama </w:t>
+        <w:t xml:space="preserve"> (PR #1, #2 y #3), con la batería en verde. Del tramo B, SYS-FN-07 también está integrado (PR #6). SYS-FN-07 (bloqueo por intentos, tramo B) está integrado en </w:t>
       </w:r>
       <w:r>
         <w:rPr>
@@ -885,10 +885,21 @@
           <w:sz w:val="20"/>
           <w:szCs w:val="20"/>
         </w:rPr>
-        <w:t xml:space="preserve">it-02/bloqueo</w:t>
-      </w:r>
-      <w:r>
-        <w:t xml:space="preserve">, pendiente de la revisión cruzada (PR #6). Los requisitos de seguridad restantes de los tramos B y C (SYS-FN-05, 06 y 08) y los que dependen de la infraestructura de producción (SYS-NFN-01 y 02) se declaran como pendientes.</w:t>
+        <w:t xml:space="preserve">main</w:t>
+      </w:r>
+      <w:r>
+        <w:t xml:space="preserve"> con la PR #6, fusión </w:t>
+      </w:r>
+      <w:r>
+        <w:rPr>
+          <w:rFonts w:ascii="Consolas" w:cs="Consolas" w:eastAsia="Consolas" w:hAnsi="Consolas"/>
+          <w:sz w:val="20"/>
+          <w:szCs w:val="20"/>
+        </w:rPr>
+        <w:t xml:space="preserve">2bd1b3e</w:t>
+      </w:r>
+      <w:r>
+        <w:t xml:space="preserve">. Los requisitos de seguridad restantes de los tramos B y C (SYS-FN-05, 06 y 08) y los que dependen de la infraestructura de producción (SYS-NFN-01 y 02) se declaran como pendientes.</w:t>
       </w:r>
     </w:p>
     <w:p>
@@ -2101,7 +2112,7 @@
                 <w:sz w:val="18"/>
                 <w:szCs w:val="18"/>
               </w:rPr>
-              <w:t xml:space="preserve"> protegida: PR obligatorio, sin push directo ni forzado, también para administradores; 9 trabajos de CI obligatorios</w:t>
+              <w:t xml:space="preserve"> protegida: PR obligatorio, sin push directo ni forzado, también para administradores; los 10 trabajos de CI obligatorios</w:t>
             </w:r>
           </w:p>
         </w:tc>
@@ -3975,7 +3986,7 @@
         <w:t xml:space="preserve">e2e/pruebas/sesion.spec.ts</w:t>
       </w:r>
       <w:r>
-        <w:t xml:space="preserve">. Estado: construido y verificado en la rama </w:t>
+        <w:t xml:space="preserve">. Estado: integrado en </w:t>
       </w:r>
       <w:r>
         <w:rPr>
@@ -3983,10 +3994,21 @@
           <w:sz w:val="20"/>
           <w:szCs w:val="20"/>
         </w:rPr>
-        <w:t xml:space="preserve">it-02/bloqueo</w:t>
-      </w:r>
-      <w:r>
-        <w:t xml:space="preserve">, pendiente de la revisión cruzada (PR #6).</w:t>
+        <w:t xml:space="preserve">main</w:t>
+      </w:r>
+      <w:r>
+        <w:t xml:space="preserve"> con la PR #6, fusión </w:t>
+      </w:r>
+      <w:r>
+        <w:rPr>
+          <w:rFonts w:ascii="Consolas" w:cs="Consolas" w:eastAsia="Consolas" w:hAnsi="Consolas"/>
+          <w:sz w:val="20"/>
+          <w:szCs w:val="20"/>
+        </w:rPr>
+        <w:t xml:space="preserve">2bd1b3e</w:t>
+      </w:r>
+      <w:r>
+        <w:t xml:space="preserve">.</w:t>
       </w:r>
     </w:p>
     <w:p>
@@ -8445,7 +8467,7 @@
                 <w:sz w:val="18"/>
                 <w:szCs w:val="18"/>
               </w:rPr>
-              <w:t xml:space="preserve">Construido y verificado; construido y verificado en la rama </w:t>
+              <w:t xml:space="preserve">Construido y verificado; integrado en </w:t>
             </w:r>
             <w:r>
               <w:rPr>
@@ -8453,14 +8475,22 @@
                 <w:sz w:val="18"/>
                 <w:szCs w:val="18"/>
               </w:rPr>
-              <w:t xml:space="preserve">it-02/bloqueo</w:t>
-            </w:r>
-            <w:r>
-              <w:rPr>
-                <w:sz w:val="18"/>
-                <w:szCs w:val="18"/>
-              </w:rPr>
-              <w:t xml:space="preserve">, pendiente de la revisión cruzada (PR #6)</w:t>
+              <w:t xml:space="preserve">main</w:t>
+            </w:r>
+            <w:r>
+              <w:rPr>
+                <w:sz w:val="18"/>
+                <w:szCs w:val="18"/>
+              </w:rPr>
+              <w:t xml:space="preserve"> con la PR #6, fusión </w:t>
+            </w:r>
+            <w:r>
+              <w:rPr>
+                <w:rFonts w:ascii="Consolas" w:cs="Consolas" w:eastAsia="Consolas" w:hAnsi="Consolas"/>
+                <w:sz w:val="18"/>
+                <w:szCs w:val="18"/>
+              </w:rPr>
+              <w:t xml:space="preserve">2bd1b3e</w:t>
             </w:r>
           </w:p>
         </w:tc>

--- a/docs/informes/Informe3_Programacion_Segura_AbasteceNi_v1.0.docx
+++ b/docs/informes/Informe3_Programacion_Segura_AbasteceNi_v1.0.docx
@@ -866,7 +866,7 @@
         <w:jc w:val="both"/>
       </w:pPr>
       <w:r>
-        <w:t xml:space="preserve">El alcance es el código de IT-00, IT-01 e IT-02 (tramo A): registro de cuentas, carga del registro legal, inicio de sesión sin estado, validación administrativa, bitácora inmutable y consentimiento. IT-00, IT-01 e IT-02 (tramo A) están integradas en </w:t>
+        <w:t xml:space="preserve">El alcance es el código de IT-00, IT-01 e IT-02: registro de cuentas, carga del registro legal, inicio de sesión sin estado, validación administrativa, bitácora inmutable y consentimiento (tramo A), bloqueo por intentos fallidos y recuperación de la cuenta (tramo B) y límite de dispositivos (tramo C). IT-00, IT-01 e IT-02 (tramo A) están integradas en </w:t>
       </w:r>
       <w:r>
         <w:rPr>
@@ -877,7 +877,7 @@
         <w:t xml:space="preserve">main</w:t>
       </w:r>
       <w:r>
-        <w:t xml:space="preserve"> (PR #1, #2 y #3), con la batería en verde. Del tramo B, SYS-FN-07 también está integrado (PR #6). SYS-FN-07 (bloqueo por intentos, tramo B) está integrado en </w:t>
+        <w:t xml:space="preserve"> (PR #1, #2 y #3), con la batería en verde. Del tramo B, SYS-FN-07 también está integrado (PR #6). SYS-FN-05, que completa el tramo B, y SYS-FN-08, del tramo C, están construidos y verificados (ejecución 39339908565, 10/10 en verde), pendientes de la revisión cruzada y de la integración (PR #8). SYS-FN-07 está integrado en </w:t>
       </w:r>
       <w:r>
         <w:rPr>
@@ -899,7 +899,18 @@
         <w:t xml:space="preserve">2bd1b3e</w:t>
       </w:r>
       <w:r>
-        <w:t xml:space="preserve">. Los requisitos de seguridad restantes de los tramos B y C (SYS-FN-05, 06 y 08) y los que dependen de la infraestructura de producción (SYS-NFN-01 y 02) se declaran como pendientes.</w:t>
+        <w:t xml:space="preserve">; SYS-FN-05 y SYS-FN-08 están construidos y verificados en la rama </w:t>
+      </w:r>
+      <w:r>
+        <w:rPr>
+          <w:rFonts w:ascii="Consolas" w:cs="Consolas" w:eastAsia="Consolas" w:hAnsi="Consolas"/>
+          <w:sz w:val="20"/>
+          <w:szCs w:val="20"/>
+        </w:rPr>
+        <w:t xml:space="preserve">it-02/recuperacion</w:t>
+      </w:r>
+      <w:r>
+        <w:t xml:space="preserve"> (ejecución 39339908565, 10/10 en verde), pendientes de la PR #8. Se declaran como pendientes SYS-FN-06 (segundo factor), cuyo disparador pertenece a M6 (DM-07; DIS-38), y los requisitos que dependen de la infraestructura de producción (SYS-NFN-01 y 02).</w:t>
       </w:r>
     </w:p>
     <w:p>
@@ -2230,7 +2241,7 @@
                 <w:sz w:val="18"/>
                 <w:szCs w:val="18"/>
               </w:rPr>
-              <w:t xml:space="preserve">argon2id, credencial de acceso de 15 minutos, renovación rotada y revocable (ADR-04, DIS-06)</w:t>
+              <w:t xml:space="preserve">argon2id, credencial de acceso de 15 minutos, renovación rotada y revocable (ADR-04, DIS-06), bloqueo por intentos, recuperación por enlace de un solo uso y límite de dos dispositivos</w:t>
             </w:r>
           </w:p>
         </w:tc>
@@ -2288,7 +2299,7 @@
                 <w:sz w:val="18"/>
                 <w:szCs w:val="18"/>
               </w:rPr>
-              <w:t xml:space="preserve">Construido, incluido el bloqueo por intentos (SYS-FN-07)</w:t>
+              <w:t xml:space="preserve">Construido: SYS-FN-04 y 07 integrados; SYS-FN-05 y 08 en la PR #8</w:t>
             </w:r>
           </w:p>
         </w:tc>
@@ -3026,7 +3037,7 @@
                 <w:sz w:val="18"/>
                 <w:szCs w:val="18"/>
               </w:rPr>
-              <w:t xml:space="preserve">SYS-FN-04, SYS-FN-07 y SYS-NFN-03 verificados; resto pendiente</w:t>
+              <w:t xml:space="preserve">SYS-FN-04, 05, 07 y 08 y SYS-NFN-03 verificados; SYS-FN-06 (DIS-38), SYS-NFN-01 y 02 pendientes</w:t>
             </w:r>
           </w:p>
         </w:tc>
@@ -3734,7 +3745,7 @@
           <w:sz w:val="20"/>
           <w:szCs w:val="20"/>
         </w:rPr>
-        <w:t xml:space="preserve">apps/backend/src/dominio/m2-seguridad/servicio-seguridad.ts:102-103</w:t>
+        <w:t xml:space="preserve">apps/backend/src/dominio/m2-seguridad/servicio-seguridad.ts:114-115</w:t>
       </w:r>
       <w:r>
         <w:t xml:space="preserve">). Lo comprueba </w:t>
@@ -3831,7 +3842,7 @@
           <w:sz w:val="20"/>
           <w:szCs w:val="20"/>
         </w:rPr>
-        <w:t xml:space="preserve">servicio-seguridad.ts:197</w:t>
+        <w:t xml:space="preserve">servicio-seguridad.ts:292</w:t>
       </w:r>
       <w:r>
         <w:t xml:space="preserve">), la rota en cada uso y revoca la anterior (</w:t>
@@ -3842,7 +3853,7 @@
           <w:sz w:val="20"/>
           <w:szCs w:val="20"/>
         </w:rPr>
-        <w:t xml:space="preserve">:143</w:t>
+        <w:t xml:space="preserve">:170</w:t>
       </w:r>
       <w:r>
         <w:t xml:space="preserve">); al cerrar sesión, la revoca. Viaja en una cookie con los atributos de ASVS V3.4.1, V3.4.2, V3.4.3 y V3.4.5: </w:t>
@@ -3897,7 +3908,7 @@
           <w:sz w:val="20"/>
           <w:szCs w:val="20"/>
         </w:rPr>
-        <w:t xml:space="preserve">apps/backend/src/aplicacion/m2-seguridad/sesiones.controller.ts:63</w:t>
+        <w:t xml:space="preserve">apps/backend/src/aplicacion/m2-seguridad/sesiones.controller.ts:83</w:t>
       </w:r>
       <w:r>
         <w:t xml:space="preserve">).</w:t>
@@ -4026,10 +4037,228 @@
           <w:b/>
           <w:bCs/>
         </w:rPr>
+        <w:t xml:space="preserve">Recuperación de la cuenta</w:t>
+      </w:r>
+      <w:r>
+        <w:t xml:space="preserve"> (SYS-FN-05; ASVS V2.5; DIS-36): </w:t>
+      </w:r>
+      <w:r>
+        <w:rPr>
+          <w:rFonts w:ascii="Consolas" w:cs="Consolas" w:eastAsia="Consolas" w:hAnsi="Consolas"/>
+          <w:sz w:val="20"/>
+          <w:szCs w:val="20"/>
+        </w:rPr>
+        <w:t xml:space="preserve">POST /api/v1/sesiones/recuperacion</w:t>
+      </w:r>
+      <w:r>
+        <w:t xml:space="preserve"> responde 202 con el mismo aviso exista o no el correo, y solo las cuentas «Activa» y el Administrador reciben el enlace. El secreto tiene 256 bits, es de un solo uso y vence a los 15 minutos; M2 guarda solo su huella SHA-256 (</w:t>
+      </w:r>
+      <w:r>
+        <w:rPr>
+          <w:rFonts w:ascii="Consolas" w:cs="Consolas" w:eastAsia="Consolas" w:hAnsi="Consolas"/>
+          <w:sz w:val="20"/>
+          <w:szCs w:val="20"/>
+        </w:rPr>
+        <w:t xml:space="preserve">m2_seguridad.recuperaciones</w:t>
+      </w:r>
+      <w:r>
+        <w:t xml:space="preserve">), y una solicitud nueva anula la anterior (</w:t>
+      </w:r>
+      <w:r>
+        <w:rPr>
+          <w:rFonts w:ascii="Consolas" w:cs="Consolas" w:eastAsia="Consolas" w:hAnsi="Consolas"/>
+          <w:sz w:val="20"/>
+          <w:szCs w:val="20"/>
+        </w:rPr>
+        <w:t xml:space="preserve">apps/backend/src/dominio/m2-seguridad/servicio-seguridad.ts:178-208</w:t>
+      </w:r>
+      <w:r>
+        <w:t xml:space="preserve">). El enlace lleva el secreto en el fragmento de la dirección, que el navegador no envía al servidor ni en la cabecera Referer. Al restablecer, en una sola transacción, se fija la contraseña nueva (DIS-22), se revocan todas las sesiones (ASVS V3.3.3), se levanta el bloqueo de SYS-FN-07 y se escribe el asiento </w:t>
+      </w:r>
+      <w:r>
+        <w:rPr>
+          <w:rFonts w:ascii="Consolas" w:cs="Consolas" w:eastAsia="Consolas" w:hAnsi="Consolas"/>
+          <w:sz w:val="20"/>
+          <w:szCs w:val="20"/>
+        </w:rPr>
+        <w:t xml:space="preserve">CONTRASENA_RESTABLECIDA</w:t>
+      </w:r>
+      <w:r>
+        <w:t xml:space="preserve"> (</w:t>
+      </w:r>
+      <w:r>
+        <w:rPr>
+          <w:rFonts w:ascii="Consolas" w:cs="Consolas" w:eastAsia="Consolas" w:hAnsi="Consolas"/>
+          <w:sz w:val="20"/>
+          <w:szCs w:val="20"/>
+        </w:rPr>
+        <w:t xml:space="preserve">:214-241</w:t>
+      </w:r>
+      <w:r>
+        <w:t xml:space="preserve">); un enlace vencido o usado recibe 410. La fila de la solicitud se bloquea al leerla, de modo que dos usos simultáneos no pueden prosperar. Lo verifican </w:t>
+      </w:r>
+      <w:r>
+        <w:rPr>
+          <w:rFonts w:ascii="Consolas" w:cs="Consolas" w:eastAsia="Consolas" w:hAnsi="Consolas"/>
+          <w:sz w:val="20"/>
+          <w:szCs w:val="20"/>
+        </w:rPr>
+        <w:t xml:space="preserve">servicio-seguridad.spec.ts</w:t>
+      </w:r>
+      <w:r>
+        <w:t xml:space="preserve"> (7 casos, con reloj controlado a los 14 y a los 16 minutos), </w:t>
+      </w:r>
+      <w:r>
+        <w:rPr>
+          <w:rFonts w:ascii="Consolas" w:cs="Consolas" w:eastAsia="Consolas" w:hAnsi="Consolas"/>
+          <w:sz w:val="20"/>
+          <w:szCs w:val="20"/>
+        </w:rPr>
+        <w:t xml:space="preserve">test/integracion/recuperacion.spec.ts</w:t>
+      </w:r>
+      <w:r>
+        <w:t xml:space="preserve"> y </w:t>
+      </w:r>
+      <w:r>
+        <w:rPr>
+          <w:rFonts w:ascii="Consolas" w:cs="Consolas" w:eastAsia="Consolas" w:hAnsi="Consolas"/>
+          <w:sz w:val="20"/>
+          <w:szCs w:val="20"/>
+        </w:rPr>
+        <w:t xml:space="preserve">e2e/pruebas/recuperacion.spec.ts</w:t>
+      </w:r>
+      <w:r>
+        <w:t xml:space="preserve">. Estado: construidos y verificados en la rama </w:t>
+      </w:r>
+      <w:r>
+        <w:rPr>
+          <w:rFonts w:ascii="Consolas" w:cs="Consolas" w:eastAsia="Consolas" w:hAnsi="Consolas"/>
+          <w:sz w:val="20"/>
+          <w:szCs w:val="20"/>
+        </w:rPr>
+        <w:t xml:space="preserve">it-02/recuperacion</w:t>
+      </w:r>
+      <w:r>
+        <w:t xml:space="preserve"> (ejecución 39339908565, 10/10 en verde), pendientes de la PR #8.</w:t>
+      </w:r>
+    </w:p>
+    <w:p>
+      <w:pPr>
+        <w:pStyle w:val="ListParagraph"/>
+        <w:numPr>
+          <w:ilvl w:val="0"/>
+          <w:numId w:val="2"/>
+        </w:numPr>
+        <w:spacing w:after="60"/>
+        <w:jc w:val="left"/>
+      </w:pPr>
+      <w:r>
+        <w:rPr>
+          <w:b/>
+          <w:bCs/>
+        </w:rPr>
+        <w:t xml:space="preserve">Límite de dispositivos</w:t>
+      </w:r>
+      <w:r>
+        <w:t xml:space="preserve"> (SYS-FN-08; ASVS V3.3; DIS-37): una cuenta comercial mantiene como máximo dos sesiones; la tercera revoca, en la misma transacción, la renovación de la sesión de inicio más antiguo (</w:t>
+      </w:r>
+      <w:r>
+        <w:rPr>
+          <w:rFonts w:ascii="Consolas" w:cs="Consolas" w:eastAsia="Consolas" w:hAnsi="Consolas"/>
+          <w:sz w:val="20"/>
+          <w:szCs w:val="20"/>
+        </w:rPr>
+        <w:t xml:space="preserve">servicio-seguridad.ts:132-138</w:t>
+      </w:r>
+      <w:r>
+        <w:t xml:space="preserve">). La fecha de inicio se conserva al rotar la renovación, y la fila de la credencial se bloquea (</w:t>
+      </w:r>
+      <w:r>
+        <w:rPr>
+          <w:rFonts w:ascii="Consolas" w:cs="Consolas" w:eastAsia="Consolas" w:hAnsi="Consolas"/>
+          <w:sz w:val="20"/>
+          <w:szCs w:val="20"/>
+        </w:rPr>
+        <w:t xml:space="preserve">SELECT … FOR UPDATE</w:t>
+      </w:r>
+      <w:r>
+        <w:t xml:space="preserve">) para que inicios simultáneos no dejen más de dos sesiones vigentes. La sesión desplazada recibe 401 </w:t>
+      </w:r>
+      <w:r>
+        <w:rPr>
+          <w:rFonts w:ascii="Consolas" w:cs="Consolas" w:eastAsia="Consolas" w:hAnsi="Consolas"/>
+          <w:sz w:val="20"/>
+          <w:szCs w:val="20"/>
+        </w:rPr>
+        <w:t xml:space="preserve">SESION_DESPLAZADA</w:t>
+      </w:r>
+      <w:r>
+        <w:t xml:space="preserve"> al renovar; su credencial de acceso vence sola en 15 minutos como máximo, sin abandonar la autenticación sin estado (ADR-04). El Administrador de la plataforma no es una cuenta comercial y queda fuera del límite. Lo verifican </w:t>
+      </w:r>
+      <w:r>
+        <w:rPr>
+          <w:rFonts w:ascii="Consolas" w:cs="Consolas" w:eastAsia="Consolas" w:hAnsi="Consolas"/>
+          <w:sz w:val="20"/>
+          <w:szCs w:val="20"/>
+        </w:rPr>
+        <w:t xml:space="preserve">servicio-seguridad.spec.ts</w:t>
+      </w:r>
+      <w:r>
+        <w:t xml:space="preserve"> (5 casos), </w:t>
+      </w:r>
+      <w:r>
+        <w:rPr>
+          <w:rFonts w:ascii="Consolas" w:cs="Consolas" w:eastAsia="Consolas" w:hAnsi="Consolas"/>
+          <w:sz w:val="20"/>
+          <w:szCs w:val="20"/>
+        </w:rPr>
+        <w:t xml:space="preserve">test/integracion/dispositivos.spec.ts</w:t>
+      </w:r>
+      <w:r>
+        <w:t xml:space="preserve"> (incluidos cuatro inicios simultáneos) y </w:t>
+      </w:r>
+      <w:r>
+        <w:rPr>
+          <w:rFonts w:ascii="Consolas" w:cs="Consolas" w:eastAsia="Consolas" w:hAnsi="Consolas"/>
+          <w:sz w:val="20"/>
+          <w:szCs w:val="20"/>
+        </w:rPr>
+        <w:t xml:space="preserve">e2e/pruebas/sesion.spec.ts</w:t>
+      </w:r>
+      <w:r>
+        <w:t xml:space="preserve">. Estado: construidos y verificados en la rama </w:t>
+      </w:r>
+      <w:r>
+        <w:rPr>
+          <w:rFonts w:ascii="Consolas" w:cs="Consolas" w:eastAsia="Consolas" w:hAnsi="Consolas"/>
+          <w:sz w:val="20"/>
+          <w:szCs w:val="20"/>
+        </w:rPr>
+        <w:t xml:space="preserve">it-02/recuperacion</w:t>
+      </w:r>
+      <w:r>
+        <w:t xml:space="preserve"> (ejecución 39339908565, 10/10 en verde), pendientes de la PR #8.</w:t>
+      </w:r>
+    </w:p>
+    <w:p>
+      <w:pPr>
+        <w:pStyle w:val="ListParagraph"/>
+        <w:numPr>
+          <w:ilvl w:val="0"/>
+          <w:numId w:val="2"/>
+        </w:numPr>
+        <w:spacing w:after="60"/>
+        <w:jc w:val="left"/>
+      </w:pPr>
+      <w:r>
+        <w:rPr>
+          <w:b/>
+          <w:bCs/>
+        </w:rPr>
         <w:t xml:space="preserve">Pendiente:</w:t>
       </w:r>
       <w:r>
-        <w:t xml:space="preserve"> límite de dos dispositivos (SYS-FN-08), segundo factor TOTP (SYS-FN-06) y recuperación por enlace temporal (SYS-FN-05), del tramo C y del resto del tramo B.</w:t>
+        <w:t xml:space="preserve"> segundo factor TOTP (SYS-FN-06), cuyo disparador, una transacción superior a 1 500 USD, pertenece a M6 (DM-07; DIS-38).</w:t>
       </w:r>
     </w:p>
     <w:p>
@@ -4082,7 +4311,7 @@
         <w:t xml:space="preserve">apps/backend/src/aplicacion/transversal/autenticacion.guard.ts:20</w:t>
       </w:r>
       <w:r>
-        <w:t xml:space="preserve">). Lo son el registro, el inicio de sesión, la renovación y la sonda de vitalidad.</w:t>
+        <w:t xml:space="preserve">). Lo son el registro, el inicio de sesión, la renovación, la solicitud de recuperación, el restablecimiento y la sonda de vitalidad.</w:t>
       </w:r>
     </w:p>
     <w:p>
@@ -4572,7 +4801,7 @@
           <w:sz w:val="20"/>
           <w:szCs w:val="20"/>
         </w:rPr>
-        <w:t xml:space="preserve">filtro-errores.filter.ts:77</w:t>
+        <w:t xml:space="preserve">filtro-errores.filter.ts:80</w:t>
       </w:r>
       <w:r>
         <w:t xml:space="preserve">), y la bandeja de salida guarda como causa de fallo solo el nombre del error (</w:t>
@@ -4647,7 +4876,7 @@
         <w:jc w:val="both"/>
       </w:pPr>
       <w:r>
-        <w:t xml:space="preserve">La bitácora de M9 registra la creación de la cuenta, la aceptación del consentimiento, la carga del registro legal y la decisión del Administrador, con usuario, acción, recurso, detalle, IP de origen y marca temporal (SYS-FN-35). La IP es la del cliente tras el balanceador (</w:t>
+        <w:t xml:space="preserve">La bitácora de M9 registra la creación de la cuenta, la aceptación del consentimiento, la carga del registro legal, la decisión del Administrador y el restablecimiento de una contraseña (SYS-FN-05), con usuario, acción, recurso, detalle, IP de origen y marca temporal (SYS-FN-35). La IP es la del cliente tras el balanceador (</w:t>
       </w:r>
       <w:r>
         <w:rPr>
@@ -5718,7 +5947,14 @@
                 <w:sz w:val="18"/>
                 <w:szCs w:val="18"/>
               </w:rPr>
-              <w:t xml:space="preserve">sesiones.controller.ts:63</w:t>
+              <w:t xml:space="preserve">sesiones.controller.ts:83</w:t>
+            </w:r>
+            <w:r>
+              <w:rPr>
+                <w:sz w:val="18"/>
+                <w:szCs w:val="18"/>
+              </w:rPr>
+              <w:t xml:space="preserve"> (línea 63 al detectarse)</w:t>
             </w:r>
           </w:p>
         </w:tc>
@@ -6966,6 +7202,246 @@
                 <w:sz w:val="18"/>
                 <w:szCs w:val="18"/>
               </w:rPr>
+              <w:t xml:space="preserve">CT-SEG-05: enlace de un solo uso, usado a los 14 minutos y vencido a los 16; respuesta idéntica para un correo inexistente; sesiones revocadas al restablecer</w:t>
+            </w:r>
+          </w:p>
+        </w:tc>
+        <w:tc>
+          <w:tcPr>
+            <w:tcW w:type="dxa" w:w="3744"/>
+            <w:tcBorders>
+              <w:top w:val="single" w:color="A6A6A6" w:sz="4"/>
+              <w:left w:val="single" w:color="A6A6A6" w:sz="4"/>
+              <w:bottom w:val="single" w:color="A6A6A6" w:sz="4"/>
+              <w:right w:val="single" w:color="A6A6A6" w:sz="4"/>
+            </w:tcBorders>
+            <w:tcMar>
+              <w:top w:type="dxa" w:w="60"/>
+              <w:left w:type="dxa" w:w="90"/>
+              <w:bottom w:type="dxa" w:w="60"/>
+              <w:right w:type="dxa" w:w="90"/>
+            </w:tcMar>
+          </w:tcPr>
+          <w:p>
+            <w:pPr>
+              <w:spacing w:after="30"/>
+            </w:pPr>
+            <w:r>
+              <w:rPr>
+                <w:rFonts w:ascii="Consolas" w:cs="Consolas" w:eastAsia="Consolas" w:hAnsi="Consolas"/>
+                <w:sz w:val="18"/>
+                <w:szCs w:val="18"/>
+              </w:rPr>
+              <w:t xml:space="preserve">servicio-seguridad.spec.ts</w:t>
+            </w:r>
+            <w:r>
+              <w:rPr>
+                <w:sz w:val="18"/>
+                <w:szCs w:val="18"/>
+              </w:rPr>
+              <w:t xml:space="preserve">; </w:t>
+            </w:r>
+            <w:r>
+              <w:rPr>
+                <w:rFonts w:ascii="Consolas" w:cs="Consolas" w:eastAsia="Consolas" w:hAnsi="Consolas"/>
+                <w:sz w:val="18"/>
+                <w:szCs w:val="18"/>
+              </w:rPr>
+              <w:t xml:space="preserve">test/integracion/recuperacion.spec.ts</w:t>
+            </w:r>
+            <w:r>
+              <w:rPr>
+                <w:sz w:val="18"/>
+                <w:szCs w:val="18"/>
+              </w:rPr>
+              <w:t xml:space="preserve">; </w:t>
+            </w:r>
+            <w:r>
+              <w:rPr>
+                <w:rFonts w:ascii="Consolas" w:cs="Consolas" w:eastAsia="Consolas" w:hAnsi="Consolas"/>
+                <w:sz w:val="18"/>
+                <w:szCs w:val="18"/>
+              </w:rPr>
+              <w:t xml:space="preserve">e2e/pruebas/recuperacion.spec.ts</w:t>
+            </w:r>
+          </w:p>
+        </w:tc>
+        <w:tc>
+          <w:tcPr>
+            <w:tcW w:type="dxa" w:w="1311"/>
+            <w:tcBorders>
+              <w:top w:val="single" w:color="A6A6A6" w:sz="4"/>
+              <w:left w:val="single" w:color="A6A6A6" w:sz="4"/>
+              <w:bottom w:val="single" w:color="A6A6A6" w:sz="4"/>
+              <w:right w:val="single" w:color="A6A6A6" w:sz="4"/>
+            </w:tcBorders>
+            <w:tcMar>
+              <w:top w:type="dxa" w:w="60"/>
+              <w:left w:type="dxa" w:w="90"/>
+              <w:bottom w:type="dxa" w:w="60"/>
+              <w:right w:type="dxa" w:w="90"/>
+            </w:tcMar>
+          </w:tcPr>
+          <w:p>
+            <w:pPr>
+              <w:spacing w:after="30"/>
+            </w:pPr>
+            <w:r>
+              <w:rPr>
+                <w:sz w:val="18"/>
+                <w:szCs w:val="18"/>
+              </w:rPr>
+              <w:t xml:space="preserve">Pasa</w:t>
+            </w:r>
+          </w:p>
+        </w:tc>
+      </w:tr>
+      <w:tr>
+        <w:tc>
+          <w:tcPr>
+            <w:tcW w:type="dxa" w:w="4305"/>
+            <w:tcBorders>
+              <w:top w:val="single" w:color="A6A6A6" w:sz="4"/>
+              <w:left w:val="single" w:color="A6A6A6" w:sz="4"/>
+              <w:bottom w:val="single" w:color="A6A6A6" w:sz="4"/>
+              <w:right w:val="single" w:color="A6A6A6" w:sz="4"/>
+            </w:tcBorders>
+            <w:tcMar>
+              <w:top w:type="dxa" w:w="60"/>
+              <w:left w:type="dxa" w:w="90"/>
+              <w:bottom w:type="dxa" w:w="60"/>
+              <w:right w:type="dxa" w:w="90"/>
+            </w:tcMar>
+          </w:tcPr>
+          <w:p>
+            <w:pPr>
+              <w:spacing w:after="30"/>
+            </w:pPr>
+            <w:r>
+              <w:rPr>
+                <w:sz w:val="18"/>
+                <w:szCs w:val="18"/>
+              </w:rPr>
+              <w:t xml:space="preserve">CT-SEG-08: la tercera sesión desplaza la primera; cuatro inicios simultáneos dejan dos sesiones vigentes</w:t>
+            </w:r>
+          </w:p>
+        </w:tc>
+        <w:tc>
+          <w:tcPr>
+            <w:tcW w:type="dxa" w:w="3744"/>
+            <w:tcBorders>
+              <w:top w:val="single" w:color="A6A6A6" w:sz="4"/>
+              <w:left w:val="single" w:color="A6A6A6" w:sz="4"/>
+              <w:bottom w:val="single" w:color="A6A6A6" w:sz="4"/>
+              <w:right w:val="single" w:color="A6A6A6" w:sz="4"/>
+            </w:tcBorders>
+            <w:tcMar>
+              <w:top w:type="dxa" w:w="60"/>
+              <w:left w:type="dxa" w:w="90"/>
+              <w:bottom w:type="dxa" w:w="60"/>
+              <w:right w:type="dxa" w:w="90"/>
+            </w:tcMar>
+          </w:tcPr>
+          <w:p>
+            <w:pPr>
+              <w:spacing w:after="30"/>
+            </w:pPr>
+            <w:r>
+              <w:rPr>
+                <w:rFonts w:ascii="Consolas" w:cs="Consolas" w:eastAsia="Consolas" w:hAnsi="Consolas"/>
+                <w:sz w:val="18"/>
+                <w:szCs w:val="18"/>
+              </w:rPr>
+              <w:t xml:space="preserve">servicio-seguridad.spec.ts</w:t>
+            </w:r>
+            <w:r>
+              <w:rPr>
+                <w:sz w:val="18"/>
+                <w:szCs w:val="18"/>
+              </w:rPr>
+              <w:t xml:space="preserve">; </w:t>
+            </w:r>
+            <w:r>
+              <w:rPr>
+                <w:rFonts w:ascii="Consolas" w:cs="Consolas" w:eastAsia="Consolas" w:hAnsi="Consolas"/>
+                <w:sz w:val="18"/>
+                <w:szCs w:val="18"/>
+              </w:rPr>
+              <w:t xml:space="preserve">test/integracion/dispositivos.spec.ts</w:t>
+            </w:r>
+            <w:r>
+              <w:rPr>
+                <w:sz w:val="18"/>
+                <w:szCs w:val="18"/>
+              </w:rPr>
+              <w:t xml:space="preserve">; </w:t>
+            </w:r>
+            <w:r>
+              <w:rPr>
+                <w:rFonts w:ascii="Consolas" w:cs="Consolas" w:eastAsia="Consolas" w:hAnsi="Consolas"/>
+                <w:sz w:val="18"/>
+                <w:szCs w:val="18"/>
+              </w:rPr>
+              <w:t xml:space="preserve">e2e/pruebas/sesion.spec.ts</w:t>
+            </w:r>
+          </w:p>
+        </w:tc>
+        <w:tc>
+          <w:tcPr>
+            <w:tcW w:type="dxa" w:w="1311"/>
+            <w:tcBorders>
+              <w:top w:val="single" w:color="A6A6A6" w:sz="4"/>
+              <w:left w:val="single" w:color="A6A6A6" w:sz="4"/>
+              <w:bottom w:val="single" w:color="A6A6A6" w:sz="4"/>
+              <w:right w:val="single" w:color="A6A6A6" w:sz="4"/>
+            </w:tcBorders>
+            <w:tcMar>
+              <w:top w:type="dxa" w:w="60"/>
+              <w:left w:type="dxa" w:w="90"/>
+              <w:bottom w:type="dxa" w:w="60"/>
+              <w:right w:type="dxa" w:w="90"/>
+            </w:tcMar>
+          </w:tcPr>
+          <w:p>
+            <w:pPr>
+              <w:spacing w:after="30"/>
+            </w:pPr>
+            <w:r>
+              <w:rPr>
+                <w:sz w:val="18"/>
+                <w:szCs w:val="18"/>
+              </w:rPr>
+              <w:t xml:space="preserve">Pasa</w:t>
+            </w:r>
+          </w:p>
+        </w:tc>
+      </w:tr>
+      <w:tr>
+        <w:tc>
+          <w:tcPr>
+            <w:tcW w:type="dxa" w:w="4305"/>
+            <w:tcBorders>
+              <w:top w:val="single" w:color="A6A6A6" w:sz="4"/>
+              <w:left w:val="single" w:color="A6A6A6" w:sz="4"/>
+              <w:bottom w:val="single" w:color="A6A6A6" w:sz="4"/>
+              <w:right w:val="single" w:color="A6A6A6" w:sz="4"/>
+            </w:tcBorders>
+            <w:tcMar>
+              <w:top w:type="dxa" w:w="60"/>
+              <w:left w:type="dxa" w:w="90"/>
+              <w:bottom w:type="dxa" w:w="60"/>
+              <w:right w:type="dxa" w:w="90"/>
+            </w:tcMar>
+          </w:tcPr>
+          <w:p>
+            <w:pPr>
+              <w:spacing w:after="30"/>
+            </w:pPr>
+            <w:r>
+              <w:rPr>
+                <w:sz w:val="18"/>
+                <w:szCs w:val="18"/>
+              </w:rPr>
               <w:t xml:space="preserve">UPDATE, DELETE y TRUNCATE de la bitácora fallan (42501)</w:t>
             </w:r>
           </w:p>
@@ -7680,7 +8156,7 @@
                 <w:sz w:val="18"/>
                 <w:szCs w:val="18"/>
               </w:rPr>
-              <w:t xml:space="preserve">V2.1.1, V2.1.2 (longitud), V2.2.1 (bloqueo por intentos, SYS-FN-07), V2.4.1 (argon2id)</w:t>
+              <w:t xml:space="preserve">V2.1.1, V2.1.2 (longitud), V2.2.1 (bloqueo por intentos, SYS-FN-07), V2.4.1 (argon2id), V2.5 (recuperación con secreto aleatorio de un solo uso y vida corta, sin revelar cuentas, SYS-FN-05)</w:t>
             </w:r>
           </w:p>
         </w:tc>
@@ -7709,7 +8185,7 @@
                 <w:sz w:val="18"/>
                 <w:szCs w:val="18"/>
               </w:rPr>
-              <w:t xml:space="preserve">V2.5 (recuperación, SYS-FN-05), V2.8 (TOTP, SYS-FN-06)</w:t>
+              <w:t xml:space="preserve">V2.8 (TOTP, SYS-FN-06; DIS-38)</w:t>
             </w:r>
           </w:p>
         </w:tc>
@@ -7769,7 +8245,7 @@
                 <w:sz w:val="18"/>
                 <w:szCs w:val="18"/>
               </w:rPr>
-              <w:t xml:space="preserve">V3.4.1, V3.4.2, V3.4.3, V3.4.5 (atributos de la cookie); V3.5.3 (credencial firmada); revocación de la renovación al cerrar sesión</w:t>
+              <w:t xml:space="preserve">V3.4.1, V3.4.2, V3.4.3, V3.4.5 (atributos de la cookie); V3.5.3 (credencial firmada); revocación de la renovación al cerrar sesión; V3.3.3 (todas las sesiones se revocan al restablecer la contraseña); límite de dos sesiones por cuenta comercial (SYS-FN-08)</w:t>
             </w:r>
           </w:p>
         </w:tc>
@@ -8521,7 +8997,7 @@
                 <w:sz w:val="18"/>
                 <w:szCs w:val="18"/>
               </w:rPr>
-              <w:t xml:space="preserve">SYS-FN-05, 06 y 08 (recuperación, TOTP, límite de dispositivos)</w:t>
+              <w:t xml:space="preserve">SYS-FN-05 y SYS-FN-08 (recuperación de la cuenta y límite de dispositivos)</w:t>
             </w:r>
           </w:p>
         </w:tc>
@@ -8550,7 +9026,82 @@
                 <w:sz w:val="18"/>
                 <w:szCs w:val="18"/>
               </w:rPr>
-              <w:t xml:space="preserve">Pendiente: no construidos a la fecha de corte</w:t>
+              <w:t xml:space="preserve">Construidos y verificados en la rama </w:t>
+            </w:r>
+            <w:r>
+              <w:rPr>
+                <w:rFonts w:ascii="Consolas" w:cs="Consolas" w:eastAsia="Consolas" w:hAnsi="Consolas"/>
+                <w:sz w:val="18"/>
+                <w:szCs w:val="18"/>
+              </w:rPr>
+              <w:t xml:space="preserve">it-02/recuperacion</w:t>
+            </w:r>
+            <w:r>
+              <w:rPr>
+                <w:sz w:val="18"/>
+                <w:szCs w:val="18"/>
+              </w:rPr>
+              <w:t xml:space="preserve"> (ejecución 39339908565, 10/10 en verde), pendientes de la PR #8</w:t>
+            </w:r>
+          </w:p>
+        </w:tc>
+      </w:tr>
+      <w:tr>
+        <w:tc>
+          <w:tcPr>
+            <w:tcW w:type="dxa" w:w="5241"/>
+            <w:tcBorders>
+              <w:top w:val="single" w:color="A6A6A6" w:sz="4"/>
+              <w:left w:val="single" w:color="A6A6A6" w:sz="4"/>
+              <w:bottom w:val="single" w:color="A6A6A6" w:sz="4"/>
+              <w:right w:val="single" w:color="A6A6A6" w:sz="4"/>
+            </w:tcBorders>
+            <w:tcMar>
+              <w:top w:type="dxa" w:w="60"/>
+              <w:left w:type="dxa" w:w="90"/>
+              <w:bottom w:type="dxa" w:w="60"/>
+              <w:right w:type="dxa" w:w="90"/>
+            </w:tcMar>
+          </w:tcPr>
+          <w:p>
+            <w:pPr>
+              <w:spacing w:after="30"/>
+            </w:pPr>
+            <w:r>
+              <w:rPr>
+                <w:sz w:val="18"/>
+                <w:szCs w:val="18"/>
+              </w:rPr>
+              <w:t xml:space="preserve">SYS-FN-06 (segundo factor TOTP)</w:t>
+            </w:r>
+          </w:p>
+        </w:tc>
+        <w:tc>
+          <w:tcPr>
+            <w:tcW w:type="dxa" w:w="4119"/>
+            <w:tcBorders>
+              <w:top w:val="single" w:color="A6A6A6" w:sz="4"/>
+              <w:left w:val="single" w:color="A6A6A6" w:sz="4"/>
+              <w:bottom w:val="single" w:color="A6A6A6" w:sz="4"/>
+              <w:right w:val="single" w:color="A6A6A6" w:sz="4"/>
+            </w:tcBorders>
+            <w:tcMar>
+              <w:top w:type="dxa" w:w="60"/>
+              <w:left w:type="dxa" w:w="90"/>
+              <w:bottom w:type="dxa" w:w="60"/>
+              <w:right w:type="dxa" w:w="90"/>
+            </w:tcMar>
+          </w:tcPr>
+          <w:p>
+            <w:pPr>
+              <w:spacing w:after="30"/>
+            </w:pPr>
+            <w:r>
+              <w:rPr>
+                <w:sz w:val="18"/>
+                <w:szCs w:val="18"/>
+              </w:rPr>
+              <w:t xml:space="preserve">Pendiente: su disparador pertenece a M6 (DM-07; DIS-38)</w:t>
             </w:r>
           </w:p>
         </w:tc>
@@ -8772,7 +9323,7 @@
         <w:jc w:val="both"/>
       </w:pPr>
       <w:r>
-        <w:t xml:space="preserve">El análisis estático encontró dos alertas de gravedad alta. La del código del producto se analizó y se descartó con justificación documentada, porque corresponde a una decisión de arquitectura cuyas protecciones están implementadas y probadas; la del generador de informes se corrigió. La auditoría de dependencias no tiene hallazgos altos ni críticos. Del tramo B se construyó el bloqueo por intentos fallidos (SYS-FN-07). Los requisitos de seguridad pendientes están identificados: recuperación, segundo factor y límite de dispositivos, y los que dependen de la infraestructura de producción.</w:t>
+        <w:t xml:space="preserve">El análisis estático encontró dos alertas de gravedad alta. La del código del producto se analizó y se descartó con justificación documentada, porque corresponde a una decisión de arquitectura cuyas protecciones están implementadas y probadas; la del generador de informes se corrigió. La auditoría de dependencias no tiene hallazgos altos ni críticos, y el código de la recuperación y del límite de dispositivos no añadió alertas. De los requisitos de seguridad de M2 (SYS-FN-04 a 08) están construidos y verificados cuatro de cinco: el bloqueo por intentos fallidos, la recuperación de la cuenta y el límite de dispositivos se suman a la autenticación. Los pendientes están identificados con su causa: el segundo factor, que depende de M6, y los que dependen de la infraestructura de producción.</w:t>
       </w:r>
     </w:p>
     <w:p>
@@ -8927,7 +9478,7 @@
         <w:t xml:space="preserve">docs/evidencia/discrepancias.md</w:t>
       </w:r>
       <w:r>
-        <w:t xml:space="preserve"> (DIS-06, 22, 24, 25, 28, 33).</w:t>
+        <w:t xml:space="preserve"> (DIS-06, 22, 24, 25, 28, 33, 36, 37 y 38).</w:t>
       </w:r>
     </w:p>
     <w:p>
@@ -9663,6 +10214,125 @@
                 <w:szCs w:val="18"/>
               </w:rPr>
               <w:t xml:space="preserve">En verde</w:t>
+            </w:r>
+          </w:p>
+        </w:tc>
+        <w:tc>
+          <w:tcPr>
+            <w:tcW w:type="dxa" w:w="2341"/>
+            <w:tcBorders>
+              <w:top w:val="single" w:color="A6A6A6" w:sz="4"/>
+              <w:left w:val="single" w:color="A6A6A6" w:sz="4"/>
+              <w:bottom w:val="single" w:color="A6A6A6" w:sz="4"/>
+              <w:right w:val="single" w:color="A6A6A6" w:sz="4"/>
+            </w:tcBorders>
+            <w:tcMar>
+              <w:top w:type="dxa" w:w="60"/>
+              <w:left w:type="dxa" w:w="90"/>
+              <w:bottom w:type="dxa" w:w="60"/>
+              <w:right w:type="dxa" w:w="90"/>
+            </w:tcMar>
+          </w:tcPr>
+          <w:p>
+            <w:pPr>
+              <w:spacing w:after="30"/>
+            </w:pPr>
+            <w:r>
+              <w:rPr>
+                <w:sz w:val="18"/>
+                <w:szCs w:val="18"/>
+              </w:rPr>
+              <w:t xml:space="preserve">En verde</w:t>
+            </w:r>
+          </w:p>
+        </w:tc>
+      </w:tr>
+      <w:tr>
+        <w:tc>
+          <w:tcPr>
+            <w:tcW w:type="dxa" w:w="2059"/>
+            <w:tcBorders>
+              <w:top w:val="single" w:color="A6A6A6" w:sz="4"/>
+              <w:left w:val="single" w:color="A6A6A6" w:sz="4"/>
+              <w:bottom w:val="single" w:color="A6A6A6" w:sz="4"/>
+              <w:right w:val="single" w:color="A6A6A6" w:sz="4"/>
+            </w:tcBorders>
+            <w:tcMar>
+              <w:top w:type="dxa" w:w="60"/>
+              <w:left w:type="dxa" w:w="90"/>
+              <w:bottom w:type="dxa" w:w="60"/>
+              <w:right w:type="dxa" w:w="90"/>
+            </w:tcMar>
+          </w:tcPr>
+          <w:p>
+            <w:pPr>
+              <w:spacing w:after="30"/>
+            </w:pPr>
+            <w:r>
+              <w:rPr>
+                <w:sz w:val="18"/>
+                <w:szCs w:val="18"/>
+              </w:rPr>
+              <w:t xml:space="preserve">39339908565</w:t>
+            </w:r>
+          </w:p>
+        </w:tc>
+        <w:tc>
+          <w:tcPr>
+            <w:tcW w:type="dxa" w:w="2620"/>
+            <w:tcBorders>
+              <w:top w:val="single" w:color="A6A6A6" w:sz="4"/>
+              <w:left w:val="single" w:color="A6A6A6" w:sz="4"/>
+              <w:bottom w:val="single" w:color="A6A6A6" w:sz="4"/>
+              <w:right w:val="single" w:color="A6A6A6" w:sz="4"/>
+            </w:tcBorders>
+            <w:tcMar>
+              <w:top w:type="dxa" w:w="60"/>
+              <w:left w:type="dxa" w:w="90"/>
+              <w:bottom w:type="dxa" w:w="60"/>
+              <w:right w:type="dxa" w:w="90"/>
+            </w:tcMar>
+          </w:tcPr>
+          <w:p>
+            <w:pPr>
+              <w:spacing w:after="30"/>
+            </w:pPr>
+            <w:r>
+              <w:rPr>
+                <w:rFonts w:ascii="Consolas" w:cs="Consolas" w:eastAsia="Consolas" w:hAnsi="Consolas"/>
+                <w:sz w:val="18"/>
+                <w:szCs w:val="18"/>
+              </w:rPr>
+              <w:t xml:space="preserve">it-02/recuperacion</w:t>
+            </w:r>
+          </w:p>
+        </w:tc>
+        <w:tc>
+          <w:tcPr>
+            <w:tcW w:type="dxa" w:w="2340"/>
+            <w:tcBorders>
+              <w:top w:val="single" w:color="A6A6A6" w:sz="4"/>
+              <w:left w:val="single" w:color="A6A6A6" w:sz="4"/>
+              <w:bottom w:val="single" w:color="A6A6A6" w:sz="4"/>
+              <w:right w:val="single" w:color="A6A6A6" w:sz="4"/>
+            </w:tcBorders>
+            <w:tcMar>
+              <w:top w:type="dxa" w:w="60"/>
+              <w:left w:type="dxa" w:w="90"/>
+              <w:bottom w:type="dxa" w:w="60"/>
+              <w:right w:type="dxa" w:w="90"/>
+            </w:tcMar>
+          </w:tcPr>
+          <w:p>
+            <w:pPr>
+              <w:spacing w:after="30"/>
+            </w:pPr>
+            <w:r>
+              <w:rPr>
+                <w:sz w:val="18"/>
+                <w:szCs w:val="18"/>
+              </w:rPr>
+              <w:t xml:space="preserve">En verde (sin alertas nuevas)</w:t>
             </w:r>
           </w:p>
         </w:tc>

--- a/docs/informes/Informe3_Programacion_Segura_AbasteceNi_v1.0.docx
+++ b/docs/informes/Informe3_Programacion_Segura_AbasteceNi_v1.0.docx
@@ -4790,10 +4790,21 @@
           <w:sz w:val="20"/>
           <w:szCs w:val="20"/>
         </w:rPr>
-        <w:t xml:space="preserve">apps/backend/src/aplicacion/transversal/registro-peticiones.interceptor.ts:17</w:t>
-      </w:r>
-      <w:r>
-        <w:t xml:space="preserve">). El filtro de errores registra solo el tipo del error, nunca su mensaje (</w:t>
+        <w:t xml:space="preserve">apps/backend/src/aplicacion/transversal/registro-peticiones.interceptor.ts:19</w:t>
+      </w:r>
+      <w:r>
+        <w:t xml:space="preserve">). El estado se lee al terminar la respuesta: hasta el commit </w:t>
+      </w:r>
+      <w:r>
+        <w:rPr>
+          <w:rFonts w:ascii="Consolas" w:cs="Consolas" w:eastAsia="Consolas" w:hAnsi="Consolas"/>
+          <w:sz w:val="20"/>
+          <w:szCs w:val="20"/>
+        </w:rPr>
+        <w:t xml:space="preserve">2d77994</w:t>
+      </w:r>
+      <w:r>
+        <w:t xml:space="preserve"> constaba el previo al filtro de errores, y una respuesta 410 aparecía como 200 (DIS-40). El filtro de errores registra solo el tipo del error, nunca su mensaje (</w:t>
       </w:r>
       <w:r>
         <w:rPr>
@@ -8512,7 +8523,22 @@
                 <w:sz w:val="18"/>
                 <w:szCs w:val="18"/>
               </w:rPr>
-              <w:t xml:space="preserve">V7.1.1, V7.1.2 (sin credenciales ni datos sensibles en las trazas)</w:t>
+              <w:t xml:space="preserve">V7.1.1, V7.1.2 (sin credenciales ni datos sensibles en las trazas); estado definitivo de cada respuesta en la traza (</w:t>
+            </w:r>
+            <w:r>
+              <w:rPr>
+                <w:rFonts w:ascii="Consolas" w:cs="Consolas" w:eastAsia="Consolas" w:hAnsi="Consolas"/>
+                <w:sz w:val="18"/>
+                <w:szCs w:val="18"/>
+              </w:rPr>
+              <w:t xml:space="preserve">2d77994</w:t>
+            </w:r>
+            <w:r>
+              <w:rPr>
+                <w:sz w:val="18"/>
+                <w:szCs w:val="18"/>
+              </w:rPr>
+              <w:t xml:space="preserve">)</w:t>
             </w:r>
           </w:p>
         </w:tc>
@@ -8541,7 +8567,7 @@
                 <w:sz w:val="18"/>
                 <w:szCs w:val="18"/>
               </w:rPr>
-              <w:t xml:space="preserve">Retención y archivo de la bitácora (SYS-NFN-04)</w:t>
+              <w:t xml:space="preserve">V7.2.1: las peticiones rechazadas por los guards (401, 403, 429) no constan en la traza (DIS-40, abierta); retención y archivo de la bitácora (SYS-NFN-04)</w:t>
             </w:r>
           </w:p>
         </w:tc>
@@ -9478,7 +9504,7 @@
         <w:t xml:space="preserve">docs/evidencia/discrepancias.md</w:t>
       </w:r>
       <w:r>
-        <w:t xml:space="preserve"> (DIS-06, 22, 24, 25, 28, 33, 36, 37 y 38).</w:t>
+        <w:t xml:space="preserve"> (DIS-06, 22, 24, 25, 28, 33, 36, 37, 38 y 40).</w:t>
       </w:r>
     </w:p>
     <w:p>
